--- a/Scripts para Administradores.docx
+++ b/Scripts para Administradores.docx
@@ -332,152 +332,3570 @@
       </w:r>
     </w:p>
     <w:p>
-      <w:r>
+      <w:pPr>
+        <w:rPr>
+          <w:lang w:val="en-US"/>
+        </w:rPr>
+      </w:pPr>
+      <w:r>
+        <w:rPr>
+          <w:lang w:val="en-US"/>
+        </w:rPr>
         <w:t>);</w:t>
       </w:r>
     </w:p>
+    <w:p>
+      <w:pPr>
+        <w:rPr>
+          <w:lang w:val="en-US"/>
+        </w:rPr>
+      </w:pPr>
+    </w:p>
+    <w:p>
+      <w:pPr>
+        <w:rPr>
+          <w:lang w:val="en-US"/>
+        </w:rPr>
+      </w:pPr>
+      <w:r>
+        <w:rPr>
+          <w:lang w:val="en-US"/>
+        </w:rPr>
+        <w:t xml:space="preserve">-- </w:t>
+      </w:r>
+      <w:proofErr w:type="spellStart"/>
+      <w:r>
+        <w:rPr>
+          <w:lang w:val="en-US"/>
+        </w:rPr>
+        <w:t>Confirmar</w:t>
+      </w:r>
+      <w:proofErr w:type="spellEnd"/>
+      <w:r>
+        <w:rPr>
+          <w:lang w:val="en-US"/>
+        </w:rPr>
+        <w:t xml:space="preserve"> el </w:t>
+      </w:r>
+      <w:proofErr w:type="spellStart"/>
+      <w:r>
+        <w:rPr>
+          <w:lang w:val="en-US"/>
+        </w:rPr>
+        <w:t>cambio</w:t>
+      </w:r>
+      <w:proofErr w:type="spellEnd"/>
+    </w:p>
+    <w:p>
+      <w:pPr>
+        <w:rPr>
+          <w:lang w:val="en-US"/>
+        </w:rPr>
+      </w:pPr>
+      <w:r>
+        <w:rPr>
+          <w:lang w:val="en-US"/>
+        </w:rPr>
+        <w:t xml:space="preserve">SELECT </w:t>
+      </w:r>
+      <w:proofErr w:type="spellStart"/>
+      <w:r>
+        <w:rPr>
+          <w:lang w:val="en-US"/>
+        </w:rPr>
+        <w:t>p.role</w:t>
+      </w:r>
+      <w:proofErr w:type="spellEnd"/>
+      <w:r>
+        <w:rPr>
+          <w:lang w:val="en-US"/>
+        </w:rPr>
+        <w:t xml:space="preserve">, </w:t>
+      </w:r>
+      <w:proofErr w:type="spellStart"/>
+      <w:r>
+        <w:rPr>
+          <w:lang w:val="en-US"/>
+        </w:rPr>
+        <w:t>p.full_name</w:t>
+      </w:r>
+      <w:proofErr w:type="spellEnd"/>
+      <w:r>
+        <w:rPr>
+          <w:lang w:val="en-US"/>
+        </w:rPr>
+        <w:t xml:space="preserve">, </w:t>
+      </w:r>
+      <w:proofErr w:type="spellStart"/>
+      <w:r>
+        <w:rPr>
+          <w:lang w:val="en-US"/>
+        </w:rPr>
+        <w:t>u.email</w:t>
+      </w:r>
+      <w:proofErr w:type="spellEnd"/>
+    </w:p>
+    <w:p>
+      <w:pPr>
+        <w:rPr>
+          <w:lang w:val="en-US"/>
+        </w:rPr>
+      </w:pPr>
+      <w:r>
+        <w:rPr>
+          <w:lang w:val="en-US"/>
+        </w:rPr>
+        <w:t>FROM profiles p</w:t>
+      </w:r>
+    </w:p>
+    <w:p>
+      <w:pPr>
+        <w:rPr>
+          <w:lang w:val="en-US"/>
+        </w:rPr>
+      </w:pPr>
+      <w:r>
+        <w:rPr>
+          <w:lang w:val="en-US"/>
+        </w:rPr>
+        <w:t xml:space="preserve">JOIN </w:t>
+      </w:r>
+      <w:proofErr w:type="spellStart"/>
+      <w:r>
+        <w:rPr>
+          <w:lang w:val="en-US"/>
+        </w:rPr>
+        <w:t>auth.users</w:t>
+      </w:r>
+      <w:proofErr w:type="spellEnd"/>
+      <w:r>
+        <w:rPr>
+          <w:lang w:val="en-US"/>
+        </w:rPr>
+        <w:t xml:space="preserve"> u ON p.id = u.id</w:t>
+      </w:r>
+    </w:p>
+    <w:p>
+      <w:r>
+        <w:t xml:space="preserve">WHERE </w:t>
+      </w:r>
+      <w:proofErr w:type="spellStart"/>
+      <w:r>
+        <w:t>u.email</w:t>
+      </w:r>
+      <w:proofErr w:type="spellEnd"/>
+      <w:r>
+        <w:t xml:space="preserve"> = 'EMAIL_DEL_USUARIO_AQUI';</w:t>
+      </w:r>
+    </w:p>
     <w:p/>
-    <w:p>
-      <w:pPr>
-        <w:rPr>
-          <w:lang w:val="en-US"/>
-        </w:rPr>
-      </w:pPr>
-      <w:r>
-        <w:rPr>
-          <w:lang w:val="en-US"/>
-        </w:rPr>
-        <w:t xml:space="preserve">-- </w:t>
-      </w:r>
-      <w:proofErr w:type="spellStart"/>
-      <w:r>
-        <w:rPr>
-          <w:lang w:val="en-US"/>
-        </w:rPr>
-        <w:t>Confirmar</w:t>
-      </w:r>
-      <w:proofErr w:type="spellEnd"/>
-      <w:r>
-        <w:rPr>
-          <w:lang w:val="en-US"/>
-        </w:rPr>
-        <w:t xml:space="preserve"> el </w:t>
-      </w:r>
-      <w:proofErr w:type="spellStart"/>
-      <w:r>
-        <w:rPr>
-          <w:lang w:val="en-US"/>
-        </w:rPr>
-        <w:t>cambio</w:t>
-      </w:r>
-      <w:proofErr w:type="spellEnd"/>
-    </w:p>
-    <w:p>
-      <w:pPr>
-        <w:rPr>
-          <w:lang w:val="en-US"/>
-        </w:rPr>
-      </w:pPr>
-      <w:r>
-        <w:rPr>
-          <w:lang w:val="en-US"/>
-        </w:rPr>
-        <w:t xml:space="preserve">SELECT </w:t>
-      </w:r>
-      <w:proofErr w:type="spellStart"/>
-      <w:r>
-        <w:rPr>
-          <w:lang w:val="en-US"/>
-        </w:rPr>
-        <w:t>p.role</w:t>
-      </w:r>
-      <w:proofErr w:type="spellEnd"/>
-      <w:r>
-        <w:rPr>
-          <w:lang w:val="en-US"/>
-        </w:rPr>
-        <w:t xml:space="preserve">, </w:t>
-      </w:r>
-      <w:proofErr w:type="spellStart"/>
-      <w:r>
-        <w:rPr>
-          <w:lang w:val="en-US"/>
-        </w:rPr>
-        <w:t>p.full_name</w:t>
-      </w:r>
-      <w:proofErr w:type="spellEnd"/>
-      <w:r>
-        <w:rPr>
-          <w:lang w:val="en-US"/>
-        </w:rPr>
-        <w:t xml:space="preserve">, </w:t>
-      </w:r>
-      <w:proofErr w:type="spellStart"/>
-      <w:r>
-        <w:rPr>
-          <w:lang w:val="en-US"/>
-        </w:rPr>
-        <w:t>u.email</w:t>
-      </w:r>
-      <w:proofErr w:type="spellEnd"/>
-    </w:p>
-    <w:p>
-      <w:pPr>
-        <w:rPr>
-          <w:lang w:val="en-US"/>
-        </w:rPr>
-      </w:pPr>
-      <w:r>
-        <w:rPr>
-          <w:lang w:val="en-US"/>
-        </w:rPr>
-        <w:t>FROM profiles p</w:t>
-      </w:r>
+    <w:p/>
+    <w:p>
+      <w:pPr>
+        <w:spacing w:before="100" w:beforeAutospacing="1" w:after="100" w:afterAutospacing="1" w:line="240" w:lineRule="auto"/>
+        <w:rPr>
+          <w:rFonts w:ascii="Times New Roman" w:eastAsia="Times New Roman" w:hAnsi="Times New Roman" w:cs="Times New Roman"/>
+          <w:sz w:val="24"/>
+          <w:szCs w:val="24"/>
+          <w:lang w:eastAsia="es-MX"/>
+        </w:rPr>
+      </w:pPr>
+      <w:r>
+        <w:rPr>
+          <w:rFonts w:ascii="Times New Roman" w:eastAsia="Times New Roman" w:hAnsi="Times New Roman" w:cs="Times New Roman"/>
+          <w:b/>
+          <w:bCs/>
+          <w:sz w:val="24"/>
+          <w:szCs w:val="24"/>
+          <w:lang w:eastAsia="es-MX"/>
+        </w:rPr>
+        <w:lastRenderedPageBreak/>
+        <w:t>MAZ CLEAN — Solución definitiva al problema de fotos en móvil</w:t>
+      </w:r>
+    </w:p>
+    <w:p>
+      <w:pPr>
+        <w:spacing w:before="100" w:beforeAutospacing="1" w:after="100" w:afterAutospacing="1" w:line="240" w:lineRule="auto"/>
+        <w:rPr>
+          <w:rFonts w:ascii="Times New Roman" w:eastAsia="Times New Roman" w:hAnsi="Times New Roman" w:cs="Times New Roman"/>
+          <w:sz w:val="24"/>
+          <w:szCs w:val="24"/>
+          <w:lang w:val="en-US" w:eastAsia="es-MX"/>
+        </w:rPr>
+      </w:pPr>
+      <w:r>
+        <w:rPr>
+          <w:rFonts w:ascii="Times New Roman" w:eastAsia="Times New Roman" w:hAnsi="Times New Roman" w:cs="Times New Roman"/>
+          <w:b/>
+          <w:bCs/>
+          <w:sz w:val="24"/>
+          <w:szCs w:val="24"/>
+          <w:lang w:eastAsia="es-MX"/>
+        </w:rPr>
+        <w:t>Causa raíz</w:t>
+      </w:r>
+      <w:r>
+        <w:rPr>
+          <w:rFonts w:ascii="Times New Roman" w:eastAsia="Times New Roman" w:hAnsi="Times New Roman" w:cs="Times New Roman"/>
+          <w:sz w:val="24"/>
+          <w:szCs w:val="24"/>
+          <w:lang w:eastAsia="es-MX"/>
+        </w:rPr>
+        <w:t xml:space="preserve"> </w:t>
+      </w:r>
+      <w:r>
+        <w:rPr>
+          <w:rFonts w:ascii="Courier New" w:eastAsia="Times New Roman" w:hAnsi="Courier New" w:cs="Courier New"/>
+          <w:sz w:val="20"/>
+          <w:szCs w:val="20"/>
+          <w:lang w:eastAsia="es-MX"/>
+        </w:rPr>
+        <w:t>@</w:t>
+      </w:r>
+      <w:proofErr w:type="spellStart"/>
+      <w:r>
+        <w:rPr>
+          <w:rFonts w:ascii="Courier New" w:eastAsia="Times New Roman" w:hAnsi="Courier New" w:cs="Courier New"/>
+          <w:sz w:val="20"/>
+          <w:szCs w:val="20"/>
+          <w:lang w:eastAsia="es-MX"/>
+        </w:rPr>
+        <w:t>supabase</w:t>
+      </w:r>
+      <w:proofErr w:type="spellEnd"/>
+      <w:r>
+        <w:rPr>
+          <w:rFonts w:ascii="Courier New" w:eastAsia="Times New Roman" w:hAnsi="Courier New" w:cs="Courier New"/>
+          <w:sz w:val="20"/>
+          <w:szCs w:val="20"/>
+          <w:lang w:eastAsia="es-MX"/>
+        </w:rPr>
+        <w:t>/</w:t>
+      </w:r>
+      <w:proofErr w:type="spellStart"/>
+      <w:r>
+        <w:rPr>
+          <w:rFonts w:ascii="Courier New" w:eastAsia="Times New Roman" w:hAnsi="Courier New" w:cs="Courier New"/>
+          <w:sz w:val="20"/>
+          <w:szCs w:val="20"/>
+          <w:lang w:eastAsia="es-MX"/>
+        </w:rPr>
+        <w:t>supabase-js</w:t>
+      </w:r>
+      <w:proofErr w:type="spellEnd"/>
+      <w:r>
+        <w:rPr>
+          <w:rFonts w:ascii="Courier New" w:eastAsia="Times New Roman" w:hAnsi="Courier New" w:cs="Courier New"/>
+          <w:sz w:val="20"/>
+          <w:szCs w:val="20"/>
+          <w:lang w:eastAsia="es-MX"/>
+        </w:rPr>
+        <w:t xml:space="preserve"> v2.39+</w:t>
+      </w:r>
+      <w:r>
+        <w:rPr>
+          <w:rFonts w:ascii="Times New Roman" w:eastAsia="Times New Roman" w:hAnsi="Times New Roman" w:cs="Times New Roman"/>
+          <w:sz w:val="24"/>
+          <w:szCs w:val="24"/>
+          <w:lang w:eastAsia="es-MX"/>
+        </w:rPr>
+        <w:t xml:space="preserve"> usa </w:t>
+      </w:r>
+      <w:proofErr w:type="spellStart"/>
+      <w:r>
+        <w:rPr>
+          <w:rFonts w:ascii="Courier New" w:eastAsia="Times New Roman" w:hAnsi="Courier New" w:cs="Courier New"/>
+          <w:sz w:val="20"/>
+          <w:szCs w:val="20"/>
+          <w:lang w:eastAsia="es-MX"/>
+        </w:rPr>
+        <w:t>navigator.locks</w:t>
+      </w:r>
+      <w:proofErr w:type="spellEnd"/>
+      <w:r>
+        <w:rPr>
+          <w:rFonts w:ascii="Times New Roman" w:eastAsia="Times New Roman" w:hAnsi="Times New Roman" w:cs="Times New Roman"/>
+          <w:sz w:val="24"/>
+          <w:szCs w:val="24"/>
+          <w:lang w:eastAsia="es-MX"/>
+        </w:rPr>
+        <w:t xml:space="preserve"> internamente. Cuando Chrome móvil suspende la pestaña al abrir la cámara, al regresar </w:t>
+      </w:r>
+      <w:proofErr w:type="spellStart"/>
+      <w:r>
+        <w:rPr>
+          <w:rFonts w:ascii="Times New Roman" w:eastAsia="Times New Roman" w:hAnsi="Times New Roman" w:cs="Times New Roman"/>
+          <w:sz w:val="24"/>
+          <w:szCs w:val="24"/>
+          <w:lang w:eastAsia="es-MX"/>
+        </w:rPr>
+        <w:t>Supabase</w:t>
+      </w:r>
+      <w:proofErr w:type="spellEnd"/>
+      <w:r>
+        <w:rPr>
+          <w:rFonts w:ascii="Times New Roman" w:eastAsia="Times New Roman" w:hAnsi="Times New Roman" w:cs="Times New Roman"/>
+          <w:sz w:val="24"/>
+          <w:szCs w:val="24"/>
+          <w:lang w:eastAsia="es-MX"/>
+        </w:rPr>
+        <w:t xml:space="preserve"> intenta adquirir el </w:t>
+      </w:r>
+      <w:proofErr w:type="spellStart"/>
+      <w:r>
+        <w:rPr>
+          <w:rFonts w:ascii="Times New Roman" w:eastAsia="Times New Roman" w:hAnsi="Times New Roman" w:cs="Times New Roman"/>
+          <w:sz w:val="24"/>
+          <w:szCs w:val="24"/>
+          <w:lang w:eastAsia="es-MX"/>
+        </w:rPr>
+        <w:t>lock</w:t>
+      </w:r>
+      <w:proofErr w:type="spellEnd"/>
+      <w:r>
+        <w:rPr>
+          <w:rFonts w:ascii="Times New Roman" w:eastAsia="Times New Roman" w:hAnsi="Times New Roman" w:cs="Times New Roman"/>
+          <w:sz w:val="24"/>
+          <w:szCs w:val="24"/>
+          <w:lang w:eastAsia="es-MX"/>
+        </w:rPr>
+        <w:t xml:space="preserve"> desde una instancia nueva que "roba" el </w:t>
+      </w:r>
+      <w:proofErr w:type="spellStart"/>
+      <w:r>
+        <w:rPr>
+          <w:rFonts w:ascii="Times New Roman" w:eastAsia="Times New Roman" w:hAnsi="Times New Roman" w:cs="Times New Roman"/>
+          <w:sz w:val="24"/>
+          <w:szCs w:val="24"/>
+          <w:lang w:eastAsia="es-MX"/>
+        </w:rPr>
+        <w:t>lock</w:t>
+      </w:r>
+      <w:proofErr w:type="spellEnd"/>
+      <w:r>
+        <w:rPr>
+          <w:rFonts w:ascii="Times New Roman" w:eastAsia="Times New Roman" w:hAnsi="Times New Roman" w:cs="Times New Roman"/>
+          <w:sz w:val="24"/>
+          <w:szCs w:val="24"/>
+          <w:lang w:eastAsia="es-MX"/>
+        </w:rPr>
+        <w:t xml:space="preserve"> de la instancia suspendida. </w:t>
+      </w:r>
+      <w:r>
+        <w:rPr>
+          <w:rFonts w:ascii="Times New Roman" w:eastAsia="Times New Roman" w:hAnsi="Times New Roman" w:cs="Times New Roman"/>
+          <w:sz w:val="24"/>
+          <w:szCs w:val="24"/>
+          <w:lang w:val="en-US" w:eastAsia="es-MX"/>
+        </w:rPr>
+        <w:t xml:space="preserve">Esto produce el error </w:t>
+      </w:r>
+      <w:r>
+        <w:rPr>
+          <w:rFonts w:ascii="Times New Roman" w:eastAsia="Times New Roman" w:hAnsi="Times New Roman" w:cs="Times New Roman"/>
+          <w:b/>
+          <w:bCs/>
+          <w:sz w:val="24"/>
+          <w:szCs w:val="24"/>
+          <w:lang w:val="en-US" w:eastAsia="es-MX"/>
+        </w:rPr>
+        <w:t>"Lock broken by another request with the 'steal' option"</w:t>
+      </w:r>
+      <w:r>
+        <w:rPr>
+          <w:rFonts w:ascii="Times New Roman" w:eastAsia="Times New Roman" w:hAnsi="Times New Roman" w:cs="Times New Roman"/>
+          <w:sz w:val="24"/>
+          <w:szCs w:val="24"/>
+          <w:lang w:val="en-US" w:eastAsia="es-MX"/>
+        </w:rPr>
+        <w:t xml:space="preserve"> y el upload se congela en 0%.</w:t>
+      </w:r>
+    </w:p>
+    <w:p>
+      <w:pPr>
+        <w:spacing w:before="100" w:beforeAutospacing="1" w:after="100" w:afterAutospacing="1" w:line="240" w:lineRule="auto"/>
+        <w:rPr>
+          <w:rFonts w:ascii="Times New Roman" w:eastAsia="Times New Roman" w:hAnsi="Times New Roman" w:cs="Times New Roman"/>
+          <w:sz w:val="24"/>
+          <w:szCs w:val="24"/>
+          <w:lang w:eastAsia="es-MX"/>
+        </w:rPr>
+      </w:pPr>
+      <w:r>
+        <w:rPr>
+          <w:rFonts w:ascii="Times New Roman" w:eastAsia="Times New Roman" w:hAnsi="Times New Roman" w:cs="Times New Roman"/>
+          <w:b/>
+          <w:bCs/>
+          <w:sz w:val="24"/>
+          <w:szCs w:val="24"/>
+          <w:lang w:eastAsia="es-MX"/>
+        </w:rPr>
+        <w:t xml:space="preserve">Los 4 </w:t>
+      </w:r>
+      <w:proofErr w:type="spellStart"/>
+      <w:r>
+        <w:rPr>
+          <w:rFonts w:ascii="Times New Roman" w:eastAsia="Times New Roman" w:hAnsi="Times New Roman" w:cs="Times New Roman"/>
+          <w:b/>
+          <w:bCs/>
+          <w:sz w:val="24"/>
+          <w:szCs w:val="24"/>
+          <w:lang w:eastAsia="es-MX"/>
+        </w:rPr>
+        <w:t>fixes</w:t>
+      </w:r>
+      <w:proofErr w:type="spellEnd"/>
+      <w:r>
+        <w:rPr>
+          <w:rFonts w:ascii="Times New Roman" w:eastAsia="Times New Roman" w:hAnsi="Times New Roman" w:cs="Times New Roman"/>
+          <w:b/>
+          <w:bCs/>
+          <w:sz w:val="24"/>
+          <w:szCs w:val="24"/>
+          <w:lang w:eastAsia="es-MX"/>
+        </w:rPr>
+        <w:t xml:space="preserve"> que resuelven el problema</w:t>
+      </w:r>
+    </w:p>
+    <w:p>
+      <w:pPr>
+        <w:spacing w:before="100" w:beforeAutospacing="1" w:after="100" w:afterAutospacing="1" w:line="240" w:lineRule="auto"/>
+        <w:rPr>
+          <w:rFonts w:ascii="Times New Roman" w:eastAsia="Times New Roman" w:hAnsi="Times New Roman" w:cs="Times New Roman"/>
+          <w:sz w:val="24"/>
+          <w:szCs w:val="24"/>
+          <w:lang w:val="en-US" w:eastAsia="es-MX"/>
+        </w:rPr>
+      </w:pPr>
+      <w:r>
+        <w:rPr>
+          <w:rFonts w:ascii="Times New Roman" w:eastAsia="Times New Roman" w:hAnsi="Times New Roman" w:cs="Times New Roman"/>
+          <w:b/>
+          <w:bCs/>
+          <w:sz w:val="24"/>
+          <w:szCs w:val="24"/>
+          <w:lang w:val="en-US" w:eastAsia="es-MX"/>
+        </w:rPr>
+        <w:t xml:space="preserve">1. </w:t>
+      </w:r>
+      <w:r>
+        <w:rPr>
+          <w:rFonts w:ascii="Courier New" w:eastAsia="Times New Roman" w:hAnsi="Courier New" w:cs="Courier New"/>
+          <w:b/>
+          <w:bCs/>
+          <w:sz w:val="20"/>
+          <w:szCs w:val="20"/>
+          <w:lang w:val="en-US" w:eastAsia="es-MX"/>
+        </w:rPr>
+        <w:t>src/lib/supabase.js</w:t>
+      </w:r>
+      <w:r>
+        <w:rPr>
+          <w:rFonts w:ascii="Times New Roman" w:eastAsia="Times New Roman" w:hAnsi="Times New Roman" w:cs="Times New Roman"/>
+          <w:b/>
+          <w:bCs/>
+          <w:sz w:val="24"/>
+          <w:szCs w:val="24"/>
+          <w:lang w:val="en-US" w:eastAsia="es-MX"/>
+        </w:rPr>
+        <w:t xml:space="preserve"> — Deshabilitar navigator.locks</w:t>
+      </w:r>
+    </w:p>
+    <w:p>
+      <w:pPr>
+        <w:spacing w:after="0" w:line="240" w:lineRule="auto"/>
+        <w:rPr>
+          <w:rFonts w:ascii="Times New Roman" w:eastAsia="Times New Roman" w:hAnsi="Times New Roman" w:cs="Times New Roman"/>
+          <w:sz w:val="24"/>
+          <w:szCs w:val="24"/>
+          <w:lang w:val="en-US" w:eastAsia="es-MX"/>
+        </w:rPr>
+      </w:pPr>
+      <w:r>
+        <w:rPr>
+          <w:rFonts w:ascii="Times New Roman" w:eastAsia="Times New Roman" w:hAnsi="Times New Roman" w:cs="Times New Roman"/>
+          <w:sz w:val="24"/>
+          <w:szCs w:val="24"/>
+          <w:lang w:val="en-US" w:eastAsia="es-MX"/>
+        </w:rPr>
+        <w:t>javascript</w:t>
+      </w:r>
+    </w:p>
+    <w:p>
+      <w:pPr>
+        <w:tabs>
+          <w:tab w:val="left" w:pos="916"/>
+          <w:tab w:val="left" w:pos="1832"/>
+          <w:tab w:val="left" w:pos="2748"/>
+          <w:tab w:val="left" w:pos="3664"/>
+          <w:tab w:val="left" w:pos="4580"/>
+          <w:tab w:val="left" w:pos="5496"/>
+          <w:tab w:val="left" w:pos="6412"/>
+          <w:tab w:val="left" w:pos="7328"/>
+          <w:tab w:val="left" w:pos="8244"/>
+          <w:tab w:val="left" w:pos="9160"/>
+          <w:tab w:val="left" w:pos="10076"/>
+          <w:tab w:val="left" w:pos="10992"/>
+          <w:tab w:val="left" w:pos="11908"/>
+          <w:tab w:val="left" w:pos="12824"/>
+          <w:tab w:val="left" w:pos="13740"/>
+          <w:tab w:val="left" w:pos="14656"/>
+        </w:tabs>
+        <w:spacing w:after="0" w:line="240" w:lineRule="auto"/>
+        <w:rPr>
+          <w:rFonts w:ascii="var(--font-mono)" w:eastAsia="Times New Roman" w:hAnsi="var(--font-mono)" w:cs="Courier New"/>
+          <w:color w:val="14181F"/>
+          <w:sz w:val="20"/>
+          <w:szCs w:val="20"/>
+          <w:lang w:val="en-US" w:eastAsia="es-MX"/>
+        </w:rPr>
+      </w:pPr>
+      <w:r>
+        <w:rPr>
+          <w:rFonts w:ascii="var(--font-mono)" w:eastAsia="Times New Roman" w:hAnsi="var(--font-mono)" w:cs="Courier New"/>
+          <w:color w:val="8100C2"/>
+          <w:sz w:val="20"/>
+          <w:szCs w:val="20"/>
+          <w:lang w:val="en-US" w:eastAsia="es-MX"/>
+        </w:rPr>
+        <w:t>const</w:t>
+      </w:r>
+      <w:r>
+        <w:rPr>
+          <w:rFonts w:ascii="var(--font-mono)" w:eastAsia="Times New Roman" w:hAnsi="var(--font-mono)" w:cs="Courier New"/>
+          <w:color w:val="14181F"/>
+          <w:sz w:val="20"/>
+          <w:szCs w:val="20"/>
+          <w:lang w:val="en-US" w:eastAsia="es-MX"/>
+        </w:rPr>
+        <w:t xml:space="preserve"> </w:t>
+      </w:r>
+      <w:r>
+        <w:rPr>
+          <w:rFonts w:ascii="var(--font-mono)" w:eastAsia="Times New Roman" w:hAnsi="var(--font-mono)" w:cs="Courier New"/>
+          <w:color w:val="0051C2"/>
+          <w:sz w:val="20"/>
+          <w:szCs w:val="20"/>
+          <w:lang w:val="en-US" w:eastAsia="es-MX"/>
+        </w:rPr>
+        <w:t>noopLock</w:t>
+      </w:r>
+      <w:r>
+        <w:rPr>
+          <w:rFonts w:ascii="var(--font-mono)" w:eastAsia="Times New Roman" w:hAnsi="var(--font-mono)" w:cs="Courier New"/>
+          <w:color w:val="14181F"/>
+          <w:sz w:val="20"/>
+          <w:szCs w:val="20"/>
+          <w:lang w:val="en-US" w:eastAsia="es-MX"/>
+        </w:rPr>
+        <w:t xml:space="preserve"> = </w:t>
+      </w:r>
+      <w:r>
+        <w:rPr>
+          <w:rFonts w:ascii="var(--font-mono)" w:eastAsia="Times New Roman" w:hAnsi="var(--font-mono)" w:cs="Courier New"/>
+          <w:color w:val="2B303B"/>
+          <w:sz w:val="20"/>
+          <w:szCs w:val="20"/>
+          <w:lang w:val="en-US" w:eastAsia="es-MX"/>
+        </w:rPr>
+        <w:t>(</w:t>
+      </w:r>
+      <w:r>
+        <w:rPr>
+          <w:rFonts w:ascii="var(--font-mono)" w:eastAsia="Times New Roman" w:hAnsi="var(--font-mono)" w:cs="Courier New"/>
+          <w:color w:val="B84F05"/>
+          <w:sz w:val="20"/>
+          <w:szCs w:val="20"/>
+          <w:lang w:val="en-US" w:eastAsia="es-MX"/>
+        </w:rPr>
+        <w:t>_name</w:t>
+      </w:r>
+      <w:r>
+        <w:rPr>
+          <w:rFonts w:ascii="var(--font-mono)" w:eastAsia="Times New Roman" w:hAnsi="var(--font-mono)" w:cs="Courier New"/>
+          <w:color w:val="2B303B"/>
+          <w:sz w:val="20"/>
+          <w:szCs w:val="20"/>
+          <w:lang w:val="en-US" w:eastAsia="es-MX"/>
+        </w:rPr>
+        <w:t>,</w:t>
+      </w:r>
+      <w:r>
+        <w:rPr>
+          <w:rFonts w:ascii="var(--font-mono)" w:eastAsia="Times New Roman" w:hAnsi="var(--font-mono)" w:cs="Courier New"/>
+          <w:color w:val="B84F05"/>
+          <w:sz w:val="20"/>
+          <w:szCs w:val="20"/>
+          <w:lang w:val="en-US" w:eastAsia="es-MX"/>
+        </w:rPr>
+        <w:t xml:space="preserve"> _acquireTimeout</w:t>
+      </w:r>
+      <w:r>
+        <w:rPr>
+          <w:rFonts w:ascii="var(--font-mono)" w:eastAsia="Times New Roman" w:hAnsi="var(--font-mono)" w:cs="Courier New"/>
+          <w:color w:val="2B303B"/>
+          <w:sz w:val="20"/>
+          <w:szCs w:val="20"/>
+          <w:lang w:val="en-US" w:eastAsia="es-MX"/>
+        </w:rPr>
+        <w:t>,</w:t>
+      </w:r>
+      <w:r>
+        <w:rPr>
+          <w:rFonts w:ascii="var(--font-mono)" w:eastAsia="Times New Roman" w:hAnsi="var(--font-mono)" w:cs="Courier New"/>
+          <w:color w:val="B84F05"/>
+          <w:sz w:val="20"/>
+          <w:szCs w:val="20"/>
+          <w:lang w:val="en-US" w:eastAsia="es-MX"/>
+        </w:rPr>
+        <w:t xml:space="preserve"> fn</w:t>
+      </w:r>
+      <w:r>
+        <w:rPr>
+          <w:rFonts w:ascii="var(--font-mono)" w:eastAsia="Times New Roman" w:hAnsi="var(--font-mono)" w:cs="Courier New"/>
+          <w:color w:val="2B303B"/>
+          <w:sz w:val="20"/>
+          <w:szCs w:val="20"/>
+          <w:lang w:val="en-US" w:eastAsia="es-MX"/>
+        </w:rPr>
+        <w:t>)</w:t>
+      </w:r>
+      <w:r>
+        <w:rPr>
+          <w:rFonts w:ascii="var(--font-mono)" w:eastAsia="Times New Roman" w:hAnsi="var(--font-mono)" w:cs="Courier New"/>
+          <w:color w:val="14181F"/>
+          <w:sz w:val="20"/>
+          <w:szCs w:val="20"/>
+          <w:lang w:val="en-US" w:eastAsia="es-MX"/>
+        </w:rPr>
+        <w:t xml:space="preserve"> =&gt; </w:t>
+      </w:r>
+      <w:r>
+        <w:rPr>
+          <w:rFonts w:ascii="var(--font-mono)" w:eastAsia="Times New Roman" w:hAnsi="var(--font-mono)" w:cs="Courier New"/>
+          <w:color w:val="0051C2"/>
+          <w:sz w:val="20"/>
+          <w:szCs w:val="20"/>
+          <w:lang w:val="en-US" w:eastAsia="es-MX"/>
+        </w:rPr>
+        <w:t>fn</w:t>
+      </w:r>
+      <w:r>
+        <w:rPr>
+          <w:rFonts w:ascii="var(--font-mono)" w:eastAsia="Times New Roman" w:hAnsi="var(--font-mono)" w:cs="Courier New"/>
+          <w:color w:val="2B303B"/>
+          <w:sz w:val="20"/>
+          <w:szCs w:val="20"/>
+          <w:lang w:val="en-US" w:eastAsia="es-MX"/>
+        </w:rPr>
+        <w:t>()</w:t>
+      </w:r>
+    </w:p>
+    <w:p>
+      <w:pPr>
+        <w:tabs>
+          <w:tab w:val="left" w:pos="916"/>
+          <w:tab w:val="left" w:pos="1832"/>
+          <w:tab w:val="left" w:pos="2748"/>
+          <w:tab w:val="left" w:pos="3664"/>
+          <w:tab w:val="left" w:pos="4580"/>
+          <w:tab w:val="left" w:pos="5496"/>
+          <w:tab w:val="left" w:pos="6412"/>
+          <w:tab w:val="left" w:pos="7328"/>
+          <w:tab w:val="left" w:pos="8244"/>
+          <w:tab w:val="left" w:pos="9160"/>
+          <w:tab w:val="left" w:pos="10076"/>
+          <w:tab w:val="left" w:pos="10992"/>
+          <w:tab w:val="left" w:pos="11908"/>
+          <w:tab w:val="left" w:pos="12824"/>
+          <w:tab w:val="left" w:pos="13740"/>
+          <w:tab w:val="left" w:pos="14656"/>
+        </w:tabs>
+        <w:spacing w:after="0" w:line="240" w:lineRule="auto"/>
+        <w:rPr>
+          <w:rFonts w:ascii="var(--font-mono)" w:eastAsia="Times New Roman" w:hAnsi="var(--font-mono)" w:cs="Courier New"/>
+          <w:color w:val="14181F"/>
+          <w:sz w:val="20"/>
+          <w:szCs w:val="20"/>
+          <w:lang w:val="en-US" w:eastAsia="es-MX"/>
+        </w:rPr>
+      </w:pPr>
+    </w:p>
+    <w:p>
+      <w:pPr>
+        <w:tabs>
+          <w:tab w:val="left" w:pos="916"/>
+          <w:tab w:val="left" w:pos="1832"/>
+          <w:tab w:val="left" w:pos="2748"/>
+          <w:tab w:val="left" w:pos="3664"/>
+          <w:tab w:val="left" w:pos="4580"/>
+          <w:tab w:val="left" w:pos="5496"/>
+          <w:tab w:val="left" w:pos="6412"/>
+          <w:tab w:val="left" w:pos="7328"/>
+          <w:tab w:val="left" w:pos="8244"/>
+          <w:tab w:val="left" w:pos="9160"/>
+          <w:tab w:val="left" w:pos="10076"/>
+          <w:tab w:val="left" w:pos="10992"/>
+          <w:tab w:val="left" w:pos="11908"/>
+          <w:tab w:val="left" w:pos="12824"/>
+          <w:tab w:val="left" w:pos="13740"/>
+          <w:tab w:val="left" w:pos="14656"/>
+        </w:tabs>
+        <w:spacing w:after="0" w:line="240" w:lineRule="auto"/>
+        <w:rPr>
+          <w:rFonts w:ascii="var(--font-mono)" w:eastAsia="Times New Roman" w:hAnsi="var(--font-mono)" w:cs="Courier New"/>
+          <w:color w:val="14181F"/>
+          <w:sz w:val="20"/>
+          <w:szCs w:val="20"/>
+          <w:lang w:val="en-US" w:eastAsia="es-MX"/>
+        </w:rPr>
+      </w:pPr>
+      <w:r>
+        <w:rPr>
+          <w:rFonts w:ascii="var(--font-mono)" w:eastAsia="Times New Roman" w:hAnsi="var(--font-mono)" w:cs="Courier New"/>
+          <w:color w:val="8100C2"/>
+          <w:sz w:val="20"/>
+          <w:szCs w:val="20"/>
+          <w:lang w:val="en-US" w:eastAsia="es-MX"/>
+        </w:rPr>
+        <w:t>export</w:t>
+      </w:r>
+      <w:r>
+        <w:rPr>
+          <w:rFonts w:ascii="var(--font-mono)" w:eastAsia="Times New Roman" w:hAnsi="var(--font-mono)" w:cs="Courier New"/>
+          <w:color w:val="14181F"/>
+          <w:sz w:val="20"/>
+          <w:szCs w:val="20"/>
+          <w:lang w:val="en-US" w:eastAsia="es-MX"/>
+        </w:rPr>
+        <w:t xml:space="preserve"> </w:t>
+      </w:r>
+      <w:r>
+        <w:rPr>
+          <w:rFonts w:ascii="var(--font-mono)" w:eastAsia="Times New Roman" w:hAnsi="var(--font-mono)" w:cs="Courier New"/>
+          <w:color w:val="8100C2"/>
+          <w:sz w:val="20"/>
+          <w:szCs w:val="20"/>
+          <w:lang w:val="en-US" w:eastAsia="es-MX"/>
+        </w:rPr>
+        <w:t>const</w:t>
+      </w:r>
+      <w:r>
+        <w:rPr>
+          <w:rFonts w:ascii="var(--font-mono)" w:eastAsia="Times New Roman" w:hAnsi="var(--font-mono)" w:cs="Courier New"/>
+          <w:color w:val="14181F"/>
+          <w:sz w:val="20"/>
+          <w:szCs w:val="20"/>
+          <w:lang w:val="en-US" w:eastAsia="es-MX"/>
+        </w:rPr>
+        <w:t xml:space="preserve"> supabase = </w:t>
+      </w:r>
+      <w:r>
+        <w:rPr>
+          <w:rFonts w:ascii="var(--font-mono)" w:eastAsia="Times New Roman" w:hAnsi="var(--font-mono)" w:cs="Courier New"/>
+          <w:color w:val="0051C2"/>
+          <w:sz w:val="20"/>
+          <w:szCs w:val="20"/>
+          <w:lang w:val="en-US" w:eastAsia="es-MX"/>
+        </w:rPr>
+        <w:t>createClient</w:t>
+      </w:r>
+      <w:r>
+        <w:rPr>
+          <w:rFonts w:ascii="var(--font-mono)" w:eastAsia="Times New Roman" w:hAnsi="var(--font-mono)" w:cs="Courier New"/>
+          <w:color w:val="2B303B"/>
+          <w:sz w:val="20"/>
+          <w:szCs w:val="20"/>
+          <w:lang w:val="en-US" w:eastAsia="es-MX"/>
+        </w:rPr>
+        <w:t>(</w:t>
+      </w:r>
+      <w:r>
+        <w:rPr>
+          <w:rFonts w:ascii="var(--font-mono)" w:eastAsia="Times New Roman" w:hAnsi="var(--font-mono)" w:cs="Courier New"/>
+          <w:color w:val="008080"/>
+          <w:sz w:val="20"/>
+          <w:szCs w:val="20"/>
+          <w:lang w:val="en-US" w:eastAsia="es-MX"/>
+        </w:rPr>
+        <w:t>SUPABASE_URL</w:t>
+      </w:r>
+      <w:r>
+        <w:rPr>
+          <w:rFonts w:ascii="var(--font-mono)" w:eastAsia="Times New Roman" w:hAnsi="var(--font-mono)" w:cs="Courier New"/>
+          <w:color w:val="2B303B"/>
+          <w:sz w:val="20"/>
+          <w:szCs w:val="20"/>
+          <w:lang w:val="en-US" w:eastAsia="es-MX"/>
+        </w:rPr>
+        <w:t>,</w:t>
+      </w:r>
+      <w:r>
+        <w:rPr>
+          <w:rFonts w:ascii="var(--font-mono)" w:eastAsia="Times New Roman" w:hAnsi="var(--font-mono)" w:cs="Courier New"/>
+          <w:color w:val="14181F"/>
+          <w:sz w:val="20"/>
+          <w:szCs w:val="20"/>
+          <w:lang w:val="en-US" w:eastAsia="es-MX"/>
+        </w:rPr>
+        <w:t xml:space="preserve"> </w:t>
+      </w:r>
+      <w:r>
+        <w:rPr>
+          <w:rFonts w:ascii="var(--font-mono)" w:eastAsia="Times New Roman" w:hAnsi="var(--font-mono)" w:cs="Courier New"/>
+          <w:color w:val="008080"/>
+          <w:sz w:val="20"/>
+          <w:szCs w:val="20"/>
+          <w:lang w:val="en-US" w:eastAsia="es-MX"/>
+        </w:rPr>
+        <w:t>SUPABASE_ANON_KEY</w:t>
+      </w:r>
+      <w:r>
+        <w:rPr>
+          <w:rFonts w:ascii="var(--font-mono)" w:eastAsia="Times New Roman" w:hAnsi="var(--font-mono)" w:cs="Courier New"/>
+          <w:color w:val="2B303B"/>
+          <w:sz w:val="20"/>
+          <w:szCs w:val="20"/>
+          <w:lang w:val="en-US" w:eastAsia="es-MX"/>
+        </w:rPr>
+        <w:t>,</w:t>
+      </w:r>
+      <w:r>
+        <w:rPr>
+          <w:rFonts w:ascii="var(--font-mono)" w:eastAsia="Times New Roman" w:hAnsi="var(--font-mono)" w:cs="Courier New"/>
+          <w:color w:val="14181F"/>
+          <w:sz w:val="20"/>
+          <w:szCs w:val="20"/>
+          <w:lang w:val="en-US" w:eastAsia="es-MX"/>
+        </w:rPr>
+        <w:t xml:space="preserve"> </w:t>
+      </w:r>
+      <w:r>
+        <w:rPr>
+          <w:rFonts w:ascii="var(--font-mono)" w:eastAsia="Times New Roman" w:hAnsi="var(--font-mono)" w:cs="Courier New"/>
+          <w:color w:val="2B303B"/>
+          <w:sz w:val="20"/>
+          <w:szCs w:val="20"/>
+          <w:lang w:val="en-US" w:eastAsia="es-MX"/>
+        </w:rPr>
+        <w:t>{</w:t>
+      </w:r>
+    </w:p>
+    <w:p>
+      <w:pPr>
+        <w:tabs>
+          <w:tab w:val="left" w:pos="916"/>
+          <w:tab w:val="left" w:pos="1832"/>
+          <w:tab w:val="left" w:pos="2748"/>
+          <w:tab w:val="left" w:pos="3664"/>
+          <w:tab w:val="left" w:pos="4580"/>
+          <w:tab w:val="left" w:pos="5496"/>
+          <w:tab w:val="left" w:pos="6412"/>
+          <w:tab w:val="left" w:pos="7328"/>
+          <w:tab w:val="left" w:pos="8244"/>
+          <w:tab w:val="left" w:pos="9160"/>
+          <w:tab w:val="left" w:pos="10076"/>
+          <w:tab w:val="left" w:pos="10992"/>
+          <w:tab w:val="left" w:pos="11908"/>
+          <w:tab w:val="left" w:pos="12824"/>
+          <w:tab w:val="left" w:pos="13740"/>
+          <w:tab w:val="left" w:pos="14656"/>
+        </w:tabs>
+        <w:spacing w:after="0" w:line="240" w:lineRule="auto"/>
+        <w:rPr>
+          <w:rFonts w:ascii="var(--font-mono)" w:eastAsia="Times New Roman" w:hAnsi="var(--font-mono)" w:cs="Courier New"/>
+          <w:color w:val="14181F"/>
+          <w:sz w:val="20"/>
+          <w:szCs w:val="20"/>
+          <w:lang w:val="en-US" w:eastAsia="es-MX"/>
+        </w:rPr>
+      </w:pPr>
       <w:bookmarkStart w:id="0" w:name="_GoBack"/>
       <w:bookmarkEnd w:id="0"/>
-    </w:p>
-    <w:p>
-      <w:pPr>
-        <w:rPr>
-          <w:lang w:val="en-US"/>
-        </w:rPr>
-      </w:pPr>
-      <w:r>
-        <w:rPr>
-          <w:lang w:val="en-US"/>
-        </w:rPr>
-        <w:t xml:space="preserve">JOIN </w:t>
-      </w:r>
-      <w:proofErr w:type="spellStart"/>
-      <w:r>
-        <w:rPr>
-          <w:lang w:val="en-US"/>
-        </w:rPr>
-        <w:t>auth.users</w:t>
-      </w:r>
-      <w:proofErr w:type="spellEnd"/>
-      <w:r>
-        <w:rPr>
-          <w:lang w:val="en-US"/>
-        </w:rPr>
-        <w:t xml:space="preserve"> u ON p.id = u.id</w:t>
-      </w:r>
-    </w:p>
-    <w:p>
-      <w:r>
-        <w:t xml:space="preserve">WHERE </w:t>
-      </w:r>
-      <w:proofErr w:type="spellStart"/>
-      <w:r>
-        <w:t>u.email</w:t>
-      </w:r>
-      <w:proofErr w:type="spellEnd"/>
-      <w:r>
-        <w:t xml:space="preserve"> = 'EMAIL_DEL_USUARIO_AQUI';</w:t>
-      </w:r>
-    </w:p>
-    <w:p/>
-    <w:p/>
+      <w:r>
+        <w:rPr>
+          <w:rFonts w:ascii="var(--font-mono)" w:eastAsia="Times New Roman" w:hAnsi="var(--font-mono)" w:cs="Courier New"/>
+          <w:color w:val="14181F"/>
+          <w:sz w:val="20"/>
+          <w:szCs w:val="20"/>
+          <w:lang w:val="en-US" w:eastAsia="es-MX"/>
+        </w:rPr>
+        <w:t xml:space="preserve">  </w:t>
+      </w:r>
+      <w:r>
+        <w:rPr>
+          <w:rFonts w:ascii="var(--font-mono)" w:eastAsia="Times New Roman" w:hAnsi="var(--font-mono)" w:cs="Courier New"/>
+          <w:color w:val="B80A18"/>
+          <w:sz w:val="20"/>
+          <w:szCs w:val="20"/>
+          <w:lang w:val="en-US" w:eastAsia="es-MX"/>
+        </w:rPr>
+        <w:t>auth</w:t>
+      </w:r>
+      <w:r>
+        <w:rPr>
+          <w:rFonts w:ascii="var(--font-mono)" w:eastAsia="Times New Roman" w:hAnsi="var(--font-mono)" w:cs="Courier New"/>
+          <w:color w:val="14181F"/>
+          <w:sz w:val="20"/>
+          <w:szCs w:val="20"/>
+          <w:lang w:val="en-US" w:eastAsia="es-MX"/>
+        </w:rPr>
+        <w:t xml:space="preserve">: </w:t>
+      </w:r>
+      <w:r>
+        <w:rPr>
+          <w:rFonts w:ascii="var(--font-mono)" w:eastAsia="Times New Roman" w:hAnsi="var(--font-mono)" w:cs="Courier New"/>
+          <w:color w:val="2B303B"/>
+          <w:sz w:val="20"/>
+          <w:szCs w:val="20"/>
+          <w:lang w:val="en-US" w:eastAsia="es-MX"/>
+        </w:rPr>
+        <w:t>{</w:t>
+      </w:r>
+    </w:p>
+    <w:p>
+      <w:pPr>
+        <w:tabs>
+          <w:tab w:val="left" w:pos="916"/>
+          <w:tab w:val="left" w:pos="1832"/>
+          <w:tab w:val="left" w:pos="2748"/>
+          <w:tab w:val="left" w:pos="3664"/>
+          <w:tab w:val="left" w:pos="4580"/>
+          <w:tab w:val="left" w:pos="5496"/>
+          <w:tab w:val="left" w:pos="6412"/>
+          <w:tab w:val="left" w:pos="7328"/>
+          <w:tab w:val="left" w:pos="8244"/>
+          <w:tab w:val="left" w:pos="9160"/>
+          <w:tab w:val="left" w:pos="10076"/>
+          <w:tab w:val="left" w:pos="10992"/>
+          <w:tab w:val="left" w:pos="11908"/>
+          <w:tab w:val="left" w:pos="12824"/>
+          <w:tab w:val="left" w:pos="13740"/>
+          <w:tab w:val="left" w:pos="14656"/>
+        </w:tabs>
+        <w:spacing w:after="0" w:line="240" w:lineRule="auto"/>
+        <w:rPr>
+          <w:rFonts w:ascii="var(--font-mono)" w:eastAsia="Times New Roman" w:hAnsi="var(--font-mono)" w:cs="Courier New"/>
+          <w:color w:val="14181F"/>
+          <w:sz w:val="20"/>
+          <w:szCs w:val="20"/>
+          <w:lang w:val="en-US" w:eastAsia="es-MX"/>
+        </w:rPr>
+      </w:pPr>
+      <w:r>
+        <w:rPr>
+          <w:rFonts w:ascii="var(--font-mono)" w:eastAsia="Times New Roman" w:hAnsi="var(--font-mono)" w:cs="Courier New"/>
+          <w:color w:val="14181F"/>
+          <w:sz w:val="20"/>
+          <w:szCs w:val="20"/>
+          <w:lang w:val="en-US" w:eastAsia="es-MX"/>
+        </w:rPr>
+        <w:t xml:space="preserve">    </w:t>
+      </w:r>
+      <w:r>
+        <w:rPr>
+          <w:rFonts w:ascii="var(--font-mono)" w:eastAsia="Times New Roman" w:hAnsi="var(--font-mono)" w:cs="Courier New"/>
+          <w:color w:val="B80A18"/>
+          <w:sz w:val="20"/>
+          <w:szCs w:val="20"/>
+          <w:lang w:val="en-US" w:eastAsia="es-MX"/>
+        </w:rPr>
+        <w:t>autoRefreshToken</w:t>
+      </w:r>
+      <w:r>
+        <w:rPr>
+          <w:rFonts w:ascii="var(--font-mono)" w:eastAsia="Times New Roman" w:hAnsi="var(--font-mono)" w:cs="Courier New"/>
+          <w:color w:val="14181F"/>
+          <w:sz w:val="20"/>
+          <w:szCs w:val="20"/>
+          <w:lang w:val="en-US" w:eastAsia="es-MX"/>
+        </w:rPr>
+        <w:t xml:space="preserve">: </w:t>
+      </w:r>
+      <w:r>
+        <w:rPr>
+          <w:rFonts w:ascii="var(--font-mono)" w:eastAsia="Times New Roman" w:hAnsi="var(--font-mono)" w:cs="Courier New"/>
+          <w:color w:val="008080"/>
+          <w:sz w:val="20"/>
+          <w:szCs w:val="20"/>
+          <w:lang w:val="en-US" w:eastAsia="es-MX"/>
+        </w:rPr>
+        <w:t>true</w:t>
+      </w:r>
+      <w:r>
+        <w:rPr>
+          <w:rFonts w:ascii="var(--font-mono)" w:eastAsia="Times New Roman" w:hAnsi="var(--font-mono)" w:cs="Courier New"/>
+          <w:color w:val="2B303B"/>
+          <w:sz w:val="20"/>
+          <w:szCs w:val="20"/>
+          <w:lang w:val="en-US" w:eastAsia="es-MX"/>
+        </w:rPr>
+        <w:t>,</w:t>
+      </w:r>
+    </w:p>
+    <w:p>
+      <w:pPr>
+        <w:tabs>
+          <w:tab w:val="left" w:pos="916"/>
+          <w:tab w:val="left" w:pos="1832"/>
+          <w:tab w:val="left" w:pos="2748"/>
+          <w:tab w:val="left" w:pos="3664"/>
+          <w:tab w:val="left" w:pos="4580"/>
+          <w:tab w:val="left" w:pos="5496"/>
+          <w:tab w:val="left" w:pos="6412"/>
+          <w:tab w:val="left" w:pos="7328"/>
+          <w:tab w:val="left" w:pos="8244"/>
+          <w:tab w:val="left" w:pos="9160"/>
+          <w:tab w:val="left" w:pos="10076"/>
+          <w:tab w:val="left" w:pos="10992"/>
+          <w:tab w:val="left" w:pos="11908"/>
+          <w:tab w:val="left" w:pos="12824"/>
+          <w:tab w:val="left" w:pos="13740"/>
+          <w:tab w:val="left" w:pos="14656"/>
+        </w:tabs>
+        <w:spacing w:after="0" w:line="240" w:lineRule="auto"/>
+        <w:rPr>
+          <w:rFonts w:ascii="var(--font-mono)" w:eastAsia="Times New Roman" w:hAnsi="var(--font-mono)" w:cs="Courier New"/>
+          <w:color w:val="14181F"/>
+          <w:sz w:val="20"/>
+          <w:szCs w:val="20"/>
+          <w:lang w:val="en-US" w:eastAsia="es-MX"/>
+        </w:rPr>
+      </w:pPr>
+      <w:r>
+        <w:rPr>
+          <w:rFonts w:ascii="var(--font-mono)" w:eastAsia="Times New Roman" w:hAnsi="var(--font-mono)" w:cs="Courier New"/>
+          <w:color w:val="14181F"/>
+          <w:sz w:val="20"/>
+          <w:szCs w:val="20"/>
+          <w:lang w:val="en-US" w:eastAsia="es-MX"/>
+        </w:rPr>
+        <w:t xml:space="preserve">    </w:t>
+      </w:r>
+      <w:r>
+        <w:rPr>
+          <w:rFonts w:ascii="var(--font-mono)" w:eastAsia="Times New Roman" w:hAnsi="var(--font-mono)" w:cs="Courier New"/>
+          <w:color w:val="B80A18"/>
+          <w:sz w:val="20"/>
+          <w:szCs w:val="20"/>
+          <w:lang w:val="en-US" w:eastAsia="es-MX"/>
+        </w:rPr>
+        <w:t>persistSession</w:t>
+      </w:r>
+      <w:r>
+        <w:rPr>
+          <w:rFonts w:ascii="var(--font-mono)" w:eastAsia="Times New Roman" w:hAnsi="var(--font-mono)" w:cs="Courier New"/>
+          <w:color w:val="14181F"/>
+          <w:sz w:val="20"/>
+          <w:szCs w:val="20"/>
+          <w:lang w:val="en-US" w:eastAsia="es-MX"/>
+        </w:rPr>
+        <w:t xml:space="preserve">: </w:t>
+      </w:r>
+      <w:r>
+        <w:rPr>
+          <w:rFonts w:ascii="var(--font-mono)" w:eastAsia="Times New Roman" w:hAnsi="var(--font-mono)" w:cs="Courier New"/>
+          <w:color w:val="008080"/>
+          <w:sz w:val="20"/>
+          <w:szCs w:val="20"/>
+          <w:lang w:val="en-US" w:eastAsia="es-MX"/>
+        </w:rPr>
+        <w:t>true</w:t>
+      </w:r>
+      <w:r>
+        <w:rPr>
+          <w:rFonts w:ascii="var(--font-mono)" w:eastAsia="Times New Roman" w:hAnsi="var(--font-mono)" w:cs="Courier New"/>
+          <w:color w:val="2B303B"/>
+          <w:sz w:val="20"/>
+          <w:szCs w:val="20"/>
+          <w:lang w:val="en-US" w:eastAsia="es-MX"/>
+        </w:rPr>
+        <w:t>,</w:t>
+      </w:r>
+    </w:p>
+    <w:p>
+      <w:pPr>
+        <w:tabs>
+          <w:tab w:val="left" w:pos="916"/>
+          <w:tab w:val="left" w:pos="1832"/>
+          <w:tab w:val="left" w:pos="2748"/>
+          <w:tab w:val="left" w:pos="3664"/>
+          <w:tab w:val="left" w:pos="4580"/>
+          <w:tab w:val="left" w:pos="5496"/>
+          <w:tab w:val="left" w:pos="6412"/>
+          <w:tab w:val="left" w:pos="7328"/>
+          <w:tab w:val="left" w:pos="8244"/>
+          <w:tab w:val="left" w:pos="9160"/>
+          <w:tab w:val="left" w:pos="10076"/>
+          <w:tab w:val="left" w:pos="10992"/>
+          <w:tab w:val="left" w:pos="11908"/>
+          <w:tab w:val="left" w:pos="12824"/>
+          <w:tab w:val="left" w:pos="13740"/>
+          <w:tab w:val="left" w:pos="14656"/>
+        </w:tabs>
+        <w:spacing w:after="0" w:line="240" w:lineRule="auto"/>
+        <w:rPr>
+          <w:rFonts w:ascii="var(--font-mono)" w:eastAsia="Times New Roman" w:hAnsi="var(--font-mono)" w:cs="Courier New"/>
+          <w:color w:val="14181F"/>
+          <w:sz w:val="20"/>
+          <w:szCs w:val="20"/>
+          <w:lang w:val="en-US" w:eastAsia="es-MX"/>
+        </w:rPr>
+      </w:pPr>
+      <w:r>
+        <w:rPr>
+          <w:rFonts w:ascii="var(--font-mono)" w:eastAsia="Times New Roman" w:hAnsi="var(--font-mono)" w:cs="Courier New"/>
+          <w:color w:val="14181F"/>
+          <w:sz w:val="20"/>
+          <w:szCs w:val="20"/>
+          <w:lang w:val="en-US" w:eastAsia="es-MX"/>
+        </w:rPr>
+        <w:t xml:space="preserve">    </w:t>
+      </w:r>
+      <w:r>
+        <w:rPr>
+          <w:rFonts w:ascii="var(--font-mono)" w:eastAsia="Times New Roman" w:hAnsi="var(--font-mono)" w:cs="Courier New"/>
+          <w:color w:val="B80A18"/>
+          <w:sz w:val="20"/>
+          <w:szCs w:val="20"/>
+          <w:lang w:val="en-US" w:eastAsia="es-MX"/>
+        </w:rPr>
+        <w:t>detectSessionInUrl</w:t>
+      </w:r>
+      <w:r>
+        <w:rPr>
+          <w:rFonts w:ascii="var(--font-mono)" w:eastAsia="Times New Roman" w:hAnsi="var(--font-mono)" w:cs="Courier New"/>
+          <w:color w:val="14181F"/>
+          <w:sz w:val="20"/>
+          <w:szCs w:val="20"/>
+          <w:lang w:val="en-US" w:eastAsia="es-MX"/>
+        </w:rPr>
+        <w:t xml:space="preserve">: </w:t>
+      </w:r>
+      <w:r>
+        <w:rPr>
+          <w:rFonts w:ascii="var(--font-mono)" w:eastAsia="Times New Roman" w:hAnsi="var(--font-mono)" w:cs="Courier New"/>
+          <w:color w:val="008080"/>
+          <w:sz w:val="20"/>
+          <w:szCs w:val="20"/>
+          <w:lang w:val="en-US" w:eastAsia="es-MX"/>
+        </w:rPr>
+        <w:t>true</w:t>
+      </w:r>
+      <w:r>
+        <w:rPr>
+          <w:rFonts w:ascii="var(--font-mono)" w:eastAsia="Times New Roman" w:hAnsi="var(--font-mono)" w:cs="Courier New"/>
+          <w:color w:val="2B303B"/>
+          <w:sz w:val="20"/>
+          <w:szCs w:val="20"/>
+          <w:lang w:val="en-US" w:eastAsia="es-MX"/>
+        </w:rPr>
+        <w:t>,</w:t>
+      </w:r>
+    </w:p>
+    <w:p>
+      <w:pPr>
+        <w:tabs>
+          <w:tab w:val="left" w:pos="916"/>
+          <w:tab w:val="left" w:pos="1832"/>
+          <w:tab w:val="left" w:pos="2748"/>
+          <w:tab w:val="left" w:pos="3664"/>
+          <w:tab w:val="left" w:pos="4580"/>
+          <w:tab w:val="left" w:pos="5496"/>
+          <w:tab w:val="left" w:pos="6412"/>
+          <w:tab w:val="left" w:pos="7328"/>
+          <w:tab w:val="left" w:pos="8244"/>
+          <w:tab w:val="left" w:pos="9160"/>
+          <w:tab w:val="left" w:pos="10076"/>
+          <w:tab w:val="left" w:pos="10992"/>
+          <w:tab w:val="left" w:pos="11908"/>
+          <w:tab w:val="left" w:pos="12824"/>
+          <w:tab w:val="left" w:pos="13740"/>
+          <w:tab w:val="left" w:pos="14656"/>
+        </w:tabs>
+        <w:spacing w:after="0" w:line="240" w:lineRule="auto"/>
+        <w:rPr>
+          <w:rFonts w:ascii="var(--font-mono)" w:eastAsia="Times New Roman" w:hAnsi="var(--font-mono)" w:cs="Courier New"/>
+          <w:color w:val="14181F"/>
+          <w:sz w:val="20"/>
+          <w:szCs w:val="20"/>
+          <w:lang w:val="en-US" w:eastAsia="es-MX"/>
+        </w:rPr>
+      </w:pPr>
+      <w:r>
+        <w:rPr>
+          <w:rFonts w:ascii="var(--font-mono)" w:eastAsia="Times New Roman" w:hAnsi="var(--font-mono)" w:cs="Courier New"/>
+          <w:color w:val="14181F"/>
+          <w:sz w:val="20"/>
+          <w:szCs w:val="20"/>
+          <w:lang w:val="en-US" w:eastAsia="es-MX"/>
+        </w:rPr>
+        <w:t xml:space="preserve">    </w:t>
+      </w:r>
+      <w:r>
+        <w:rPr>
+          <w:rFonts w:ascii="var(--font-mono)" w:eastAsia="Times New Roman" w:hAnsi="var(--font-mono)" w:cs="Courier New"/>
+          <w:color w:val="B80A18"/>
+          <w:sz w:val="20"/>
+          <w:szCs w:val="20"/>
+          <w:lang w:val="en-US" w:eastAsia="es-MX"/>
+        </w:rPr>
+        <w:t>storageKey</w:t>
+      </w:r>
+      <w:r>
+        <w:rPr>
+          <w:rFonts w:ascii="var(--font-mono)" w:eastAsia="Times New Roman" w:hAnsi="var(--font-mono)" w:cs="Courier New"/>
+          <w:color w:val="14181F"/>
+          <w:sz w:val="20"/>
+          <w:szCs w:val="20"/>
+          <w:lang w:val="en-US" w:eastAsia="es-MX"/>
+        </w:rPr>
+        <w:t xml:space="preserve">: </w:t>
+      </w:r>
+      <w:r>
+        <w:rPr>
+          <w:rFonts w:ascii="var(--font-mono)" w:eastAsia="Times New Roman" w:hAnsi="var(--font-mono)" w:cs="Courier New"/>
+          <w:color w:val="008000"/>
+          <w:sz w:val="20"/>
+          <w:szCs w:val="20"/>
+          <w:lang w:val="en-US" w:eastAsia="es-MX"/>
+        </w:rPr>
+        <w:t>'mazclean-auth'</w:t>
+      </w:r>
+      <w:r>
+        <w:rPr>
+          <w:rFonts w:ascii="var(--font-mono)" w:eastAsia="Times New Roman" w:hAnsi="var(--font-mono)" w:cs="Courier New"/>
+          <w:color w:val="2B303B"/>
+          <w:sz w:val="20"/>
+          <w:szCs w:val="20"/>
+          <w:lang w:val="en-US" w:eastAsia="es-MX"/>
+        </w:rPr>
+        <w:t>,</w:t>
+      </w:r>
+    </w:p>
+    <w:p>
+      <w:pPr>
+        <w:tabs>
+          <w:tab w:val="left" w:pos="916"/>
+          <w:tab w:val="left" w:pos="1832"/>
+          <w:tab w:val="left" w:pos="2748"/>
+          <w:tab w:val="left" w:pos="3664"/>
+          <w:tab w:val="left" w:pos="4580"/>
+          <w:tab w:val="left" w:pos="5496"/>
+          <w:tab w:val="left" w:pos="6412"/>
+          <w:tab w:val="left" w:pos="7328"/>
+          <w:tab w:val="left" w:pos="8244"/>
+          <w:tab w:val="left" w:pos="9160"/>
+          <w:tab w:val="left" w:pos="10076"/>
+          <w:tab w:val="left" w:pos="10992"/>
+          <w:tab w:val="left" w:pos="11908"/>
+          <w:tab w:val="left" w:pos="12824"/>
+          <w:tab w:val="left" w:pos="13740"/>
+          <w:tab w:val="left" w:pos="14656"/>
+        </w:tabs>
+        <w:spacing w:after="0" w:line="240" w:lineRule="auto"/>
+        <w:rPr>
+          <w:rFonts w:ascii="var(--font-mono)" w:eastAsia="Times New Roman" w:hAnsi="var(--font-mono)" w:cs="Courier New"/>
+          <w:color w:val="14181F"/>
+          <w:sz w:val="20"/>
+          <w:szCs w:val="20"/>
+          <w:lang w:val="en-US" w:eastAsia="es-MX"/>
+        </w:rPr>
+      </w:pPr>
+      <w:r>
+        <w:rPr>
+          <w:rFonts w:ascii="var(--font-mono)" w:eastAsia="Times New Roman" w:hAnsi="var(--font-mono)" w:cs="Courier New"/>
+          <w:color w:val="14181F"/>
+          <w:sz w:val="20"/>
+          <w:szCs w:val="20"/>
+          <w:lang w:val="en-US" w:eastAsia="es-MX"/>
+        </w:rPr>
+        <w:t xml:space="preserve">    </w:t>
+      </w:r>
+      <w:r>
+        <w:rPr>
+          <w:rFonts w:ascii="var(--font-mono)" w:eastAsia="Times New Roman" w:hAnsi="var(--font-mono)" w:cs="Courier New"/>
+          <w:color w:val="B80A18"/>
+          <w:sz w:val="20"/>
+          <w:szCs w:val="20"/>
+          <w:lang w:val="en-US" w:eastAsia="es-MX"/>
+        </w:rPr>
+        <w:t>lock</w:t>
+      </w:r>
+      <w:r>
+        <w:rPr>
+          <w:rFonts w:ascii="var(--font-mono)" w:eastAsia="Times New Roman" w:hAnsi="var(--font-mono)" w:cs="Courier New"/>
+          <w:color w:val="14181F"/>
+          <w:sz w:val="20"/>
+          <w:szCs w:val="20"/>
+          <w:lang w:val="en-US" w:eastAsia="es-MX"/>
+        </w:rPr>
+        <w:t>: noopLock</w:t>
+      </w:r>
+      <w:r>
+        <w:rPr>
+          <w:rFonts w:ascii="var(--font-mono)" w:eastAsia="Times New Roman" w:hAnsi="var(--font-mono)" w:cs="Courier New"/>
+          <w:color w:val="2B303B"/>
+          <w:sz w:val="20"/>
+          <w:szCs w:val="20"/>
+          <w:lang w:val="en-US" w:eastAsia="es-MX"/>
+        </w:rPr>
+        <w:t>,</w:t>
+      </w:r>
+    </w:p>
+    <w:p>
+      <w:pPr>
+        <w:tabs>
+          <w:tab w:val="left" w:pos="916"/>
+          <w:tab w:val="left" w:pos="1832"/>
+          <w:tab w:val="left" w:pos="2748"/>
+          <w:tab w:val="left" w:pos="3664"/>
+          <w:tab w:val="left" w:pos="4580"/>
+          <w:tab w:val="left" w:pos="5496"/>
+          <w:tab w:val="left" w:pos="6412"/>
+          <w:tab w:val="left" w:pos="7328"/>
+          <w:tab w:val="left" w:pos="8244"/>
+          <w:tab w:val="left" w:pos="9160"/>
+          <w:tab w:val="left" w:pos="10076"/>
+          <w:tab w:val="left" w:pos="10992"/>
+          <w:tab w:val="left" w:pos="11908"/>
+          <w:tab w:val="left" w:pos="12824"/>
+          <w:tab w:val="left" w:pos="13740"/>
+          <w:tab w:val="left" w:pos="14656"/>
+        </w:tabs>
+        <w:spacing w:after="0" w:line="240" w:lineRule="auto"/>
+        <w:rPr>
+          <w:rFonts w:ascii="var(--font-mono)" w:eastAsia="Times New Roman" w:hAnsi="var(--font-mono)" w:cs="Courier New"/>
+          <w:color w:val="14181F"/>
+          <w:sz w:val="20"/>
+          <w:szCs w:val="20"/>
+          <w:lang w:val="en-US" w:eastAsia="es-MX"/>
+        </w:rPr>
+      </w:pPr>
+      <w:r>
+        <w:rPr>
+          <w:rFonts w:ascii="var(--font-mono)" w:eastAsia="Times New Roman" w:hAnsi="var(--font-mono)" w:cs="Courier New"/>
+          <w:color w:val="14181F"/>
+          <w:sz w:val="20"/>
+          <w:szCs w:val="20"/>
+          <w:lang w:val="en-US" w:eastAsia="es-MX"/>
+        </w:rPr>
+        <w:t xml:space="preserve">  </w:t>
+      </w:r>
+      <w:r>
+        <w:rPr>
+          <w:rFonts w:ascii="var(--font-mono)" w:eastAsia="Times New Roman" w:hAnsi="var(--font-mono)" w:cs="Courier New"/>
+          <w:color w:val="2B303B"/>
+          <w:sz w:val="20"/>
+          <w:szCs w:val="20"/>
+          <w:lang w:val="en-US" w:eastAsia="es-MX"/>
+        </w:rPr>
+        <w:t>},</w:t>
+      </w:r>
+    </w:p>
+    <w:p>
+      <w:pPr>
+        <w:tabs>
+          <w:tab w:val="left" w:pos="916"/>
+          <w:tab w:val="left" w:pos="1832"/>
+          <w:tab w:val="left" w:pos="2748"/>
+          <w:tab w:val="left" w:pos="3664"/>
+          <w:tab w:val="left" w:pos="4580"/>
+          <w:tab w:val="left" w:pos="5496"/>
+          <w:tab w:val="left" w:pos="6412"/>
+          <w:tab w:val="left" w:pos="7328"/>
+          <w:tab w:val="left" w:pos="8244"/>
+          <w:tab w:val="left" w:pos="9160"/>
+          <w:tab w:val="left" w:pos="10076"/>
+          <w:tab w:val="left" w:pos="10992"/>
+          <w:tab w:val="left" w:pos="11908"/>
+          <w:tab w:val="left" w:pos="12824"/>
+          <w:tab w:val="left" w:pos="13740"/>
+          <w:tab w:val="left" w:pos="14656"/>
+        </w:tabs>
+        <w:spacing w:after="0" w:line="240" w:lineRule="auto"/>
+        <w:rPr>
+          <w:rFonts w:ascii="var(--font-mono)" w:eastAsia="Times New Roman" w:hAnsi="var(--font-mono)" w:cs="Courier New"/>
+          <w:color w:val="14181F"/>
+          <w:sz w:val="20"/>
+          <w:szCs w:val="20"/>
+          <w:lang w:val="en-US" w:eastAsia="es-MX"/>
+        </w:rPr>
+      </w:pPr>
+      <w:r>
+        <w:rPr>
+          <w:rFonts w:ascii="var(--font-mono)" w:eastAsia="Times New Roman" w:hAnsi="var(--font-mono)" w:cs="Courier New"/>
+          <w:color w:val="2B303B"/>
+          <w:sz w:val="20"/>
+          <w:szCs w:val="20"/>
+          <w:lang w:val="en-US" w:eastAsia="es-MX"/>
+        </w:rPr>
+        <w:t>})</w:t>
+      </w:r>
+    </w:p>
+    <w:p>
+      <w:pPr>
+        <w:spacing w:before="100" w:beforeAutospacing="1" w:after="100" w:afterAutospacing="1" w:line="240" w:lineRule="auto"/>
+        <w:rPr>
+          <w:rFonts w:ascii="Times New Roman" w:eastAsia="Times New Roman" w:hAnsi="Times New Roman" w:cs="Times New Roman"/>
+          <w:sz w:val="24"/>
+          <w:szCs w:val="24"/>
+          <w:lang w:val="en-US" w:eastAsia="es-MX"/>
+        </w:rPr>
+      </w:pPr>
+      <w:r>
+        <w:rPr>
+          <w:rFonts w:ascii="Times New Roman" w:eastAsia="Times New Roman" w:hAnsi="Times New Roman" w:cs="Times New Roman"/>
+          <w:b/>
+          <w:bCs/>
+          <w:sz w:val="24"/>
+          <w:szCs w:val="24"/>
+          <w:lang w:val="en-US" w:eastAsia="es-MX"/>
+        </w:rPr>
+        <w:t xml:space="preserve">2. </w:t>
+      </w:r>
+      <w:r>
+        <w:rPr>
+          <w:rFonts w:ascii="Courier New" w:eastAsia="Times New Roman" w:hAnsi="Courier New" w:cs="Courier New"/>
+          <w:b/>
+          <w:bCs/>
+          <w:sz w:val="20"/>
+          <w:szCs w:val="20"/>
+          <w:lang w:val="en-US" w:eastAsia="es-MX"/>
+        </w:rPr>
+        <w:t>uploadFile</w:t>
+      </w:r>
+      <w:r>
+        <w:rPr>
+          <w:rFonts w:ascii="Times New Roman" w:eastAsia="Times New Roman" w:hAnsi="Times New Roman" w:cs="Times New Roman"/>
+          <w:b/>
+          <w:bCs/>
+          <w:sz w:val="24"/>
+          <w:szCs w:val="24"/>
+          <w:lang w:val="en-US" w:eastAsia="es-MX"/>
+        </w:rPr>
+        <w:t xml:space="preserve"> — Leer token de localStorage, sin compresión, sin getSession()</w:t>
+      </w:r>
+    </w:p>
+    <w:p>
+      <w:pPr>
+        <w:spacing w:after="0" w:line="240" w:lineRule="auto"/>
+        <w:rPr>
+          <w:rFonts w:ascii="Times New Roman" w:eastAsia="Times New Roman" w:hAnsi="Times New Roman" w:cs="Times New Roman"/>
+          <w:sz w:val="24"/>
+          <w:szCs w:val="24"/>
+          <w:lang w:val="en-US" w:eastAsia="es-MX"/>
+        </w:rPr>
+      </w:pPr>
+      <w:r>
+        <w:rPr>
+          <w:rFonts w:ascii="Times New Roman" w:eastAsia="Times New Roman" w:hAnsi="Times New Roman" w:cs="Times New Roman"/>
+          <w:sz w:val="24"/>
+          <w:szCs w:val="24"/>
+          <w:lang w:val="en-US" w:eastAsia="es-MX"/>
+        </w:rPr>
+        <w:t>javascript</w:t>
+      </w:r>
+    </w:p>
+    <w:p>
+      <w:pPr>
+        <w:tabs>
+          <w:tab w:val="left" w:pos="916"/>
+          <w:tab w:val="left" w:pos="1832"/>
+          <w:tab w:val="left" w:pos="2748"/>
+          <w:tab w:val="left" w:pos="3664"/>
+          <w:tab w:val="left" w:pos="4580"/>
+          <w:tab w:val="left" w:pos="5496"/>
+          <w:tab w:val="left" w:pos="6412"/>
+          <w:tab w:val="left" w:pos="7328"/>
+          <w:tab w:val="left" w:pos="8244"/>
+          <w:tab w:val="left" w:pos="9160"/>
+          <w:tab w:val="left" w:pos="10076"/>
+          <w:tab w:val="left" w:pos="10992"/>
+          <w:tab w:val="left" w:pos="11908"/>
+          <w:tab w:val="left" w:pos="12824"/>
+          <w:tab w:val="left" w:pos="13740"/>
+          <w:tab w:val="left" w:pos="14656"/>
+        </w:tabs>
+        <w:spacing w:after="0" w:line="240" w:lineRule="auto"/>
+        <w:rPr>
+          <w:rFonts w:ascii="var(--font-mono)" w:eastAsia="Times New Roman" w:hAnsi="var(--font-mono)" w:cs="Courier New"/>
+          <w:color w:val="14181F"/>
+          <w:sz w:val="20"/>
+          <w:szCs w:val="20"/>
+          <w:lang w:val="en-US" w:eastAsia="es-MX"/>
+        </w:rPr>
+      </w:pPr>
+      <w:r>
+        <w:rPr>
+          <w:rFonts w:ascii="var(--font-mono)" w:eastAsia="Times New Roman" w:hAnsi="var(--font-mono)" w:cs="Courier New"/>
+          <w:color w:val="8100C2"/>
+          <w:sz w:val="20"/>
+          <w:szCs w:val="20"/>
+          <w:lang w:val="en-US" w:eastAsia="es-MX"/>
+        </w:rPr>
+        <w:t>async</w:t>
+      </w:r>
+      <w:r>
+        <w:rPr>
+          <w:rFonts w:ascii="var(--font-mono)" w:eastAsia="Times New Roman" w:hAnsi="var(--font-mono)" w:cs="Courier New"/>
+          <w:color w:val="14181F"/>
+          <w:sz w:val="20"/>
+          <w:szCs w:val="20"/>
+          <w:lang w:val="en-US" w:eastAsia="es-MX"/>
+        </w:rPr>
+        <w:t xml:space="preserve"> </w:t>
+      </w:r>
+      <w:r>
+        <w:rPr>
+          <w:rFonts w:ascii="var(--font-mono)" w:eastAsia="Times New Roman" w:hAnsi="var(--font-mono)" w:cs="Courier New"/>
+          <w:color w:val="8100C2"/>
+          <w:sz w:val="20"/>
+          <w:szCs w:val="20"/>
+          <w:lang w:val="en-US" w:eastAsia="es-MX"/>
+        </w:rPr>
+        <w:t>function</w:t>
+      </w:r>
+      <w:r>
+        <w:rPr>
+          <w:rFonts w:ascii="var(--font-mono)" w:eastAsia="Times New Roman" w:hAnsi="var(--font-mono)" w:cs="Courier New"/>
+          <w:color w:val="14181F"/>
+          <w:sz w:val="20"/>
+          <w:szCs w:val="20"/>
+          <w:lang w:val="en-US" w:eastAsia="es-MX"/>
+        </w:rPr>
+        <w:t xml:space="preserve"> </w:t>
+      </w:r>
+      <w:r>
+        <w:rPr>
+          <w:rFonts w:ascii="var(--font-mono)" w:eastAsia="Times New Roman" w:hAnsi="var(--font-mono)" w:cs="Courier New"/>
+          <w:color w:val="0051C2"/>
+          <w:sz w:val="20"/>
+          <w:szCs w:val="20"/>
+          <w:lang w:val="en-US" w:eastAsia="es-MX"/>
+        </w:rPr>
+        <w:t>uploadFile</w:t>
+      </w:r>
+      <w:r>
+        <w:rPr>
+          <w:rFonts w:ascii="var(--font-mono)" w:eastAsia="Times New Roman" w:hAnsi="var(--font-mono)" w:cs="Courier New"/>
+          <w:color w:val="2B303B"/>
+          <w:sz w:val="20"/>
+          <w:szCs w:val="20"/>
+          <w:lang w:val="en-US" w:eastAsia="es-MX"/>
+        </w:rPr>
+        <w:t>({</w:t>
+      </w:r>
+      <w:r>
+        <w:rPr>
+          <w:rFonts w:ascii="var(--font-mono)" w:eastAsia="Times New Roman" w:hAnsi="var(--font-mono)" w:cs="Courier New"/>
+          <w:color w:val="B84F05"/>
+          <w:sz w:val="20"/>
+          <w:szCs w:val="20"/>
+          <w:lang w:val="en-US" w:eastAsia="es-MX"/>
+        </w:rPr>
+        <w:t xml:space="preserve"> file</w:t>
+      </w:r>
+      <w:r>
+        <w:rPr>
+          <w:rFonts w:ascii="var(--font-mono)" w:eastAsia="Times New Roman" w:hAnsi="var(--font-mono)" w:cs="Courier New"/>
+          <w:color w:val="2B303B"/>
+          <w:sz w:val="20"/>
+          <w:szCs w:val="20"/>
+          <w:lang w:val="en-US" w:eastAsia="es-MX"/>
+        </w:rPr>
+        <w:t>,</w:t>
+      </w:r>
+      <w:r>
+        <w:rPr>
+          <w:rFonts w:ascii="var(--font-mono)" w:eastAsia="Times New Roman" w:hAnsi="var(--font-mono)" w:cs="Courier New"/>
+          <w:color w:val="B84F05"/>
+          <w:sz w:val="20"/>
+          <w:szCs w:val="20"/>
+          <w:lang w:val="en-US" w:eastAsia="es-MX"/>
+        </w:rPr>
+        <w:t xml:space="preserve"> folder</w:t>
+      </w:r>
+      <w:r>
+        <w:rPr>
+          <w:rFonts w:ascii="var(--font-mono)" w:eastAsia="Times New Roman" w:hAnsi="var(--font-mono)" w:cs="Courier New"/>
+          <w:color w:val="2B303B"/>
+          <w:sz w:val="20"/>
+          <w:szCs w:val="20"/>
+          <w:lang w:val="en-US" w:eastAsia="es-MX"/>
+        </w:rPr>
+        <w:t>,</w:t>
+      </w:r>
+      <w:r>
+        <w:rPr>
+          <w:rFonts w:ascii="var(--font-mono)" w:eastAsia="Times New Roman" w:hAnsi="var(--font-mono)" w:cs="Courier New"/>
+          <w:color w:val="B84F05"/>
+          <w:sz w:val="20"/>
+          <w:szCs w:val="20"/>
+          <w:lang w:val="en-US" w:eastAsia="es-MX"/>
+        </w:rPr>
+        <w:t xml:space="preserve"> userId</w:t>
+      </w:r>
+      <w:r>
+        <w:rPr>
+          <w:rFonts w:ascii="var(--font-mono)" w:eastAsia="Times New Roman" w:hAnsi="var(--font-mono)" w:cs="Courier New"/>
+          <w:color w:val="2B303B"/>
+          <w:sz w:val="20"/>
+          <w:szCs w:val="20"/>
+          <w:lang w:val="en-US" w:eastAsia="es-MX"/>
+        </w:rPr>
+        <w:t>,</w:t>
+      </w:r>
+      <w:r>
+        <w:rPr>
+          <w:rFonts w:ascii="var(--font-mono)" w:eastAsia="Times New Roman" w:hAnsi="var(--font-mono)" w:cs="Courier New"/>
+          <w:color w:val="B84F05"/>
+          <w:sz w:val="20"/>
+          <w:szCs w:val="20"/>
+          <w:lang w:val="en-US" w:eastAsia="es-MX"/>
+        </w:rPr>
+        <w:t xml:space="preserve"> onProgress </w:t>
+      </w:r>
+      <w:r>
+        <w:rPr>
+          <w:rFonts w:ascii="var(--font-mono)" w:eastAsia="Times New Roman" w:hAnsi="var(--font-mono)" w:cs="Courier New"/>
+          <w:color w:val="2B303B"/>
+          <w:sz w:val="20"/>
+          <w:szCs w:val="20"/>
+          <w:lang w:val="en-US" w:eastAsia="es-MX"/>
+        </w:rPr>
+        <w:t>})</w:t>
+      </w:r>
+      <w:r>
+        <w:rPr>
+          <w:rFonts w:ascii="var(--font-mono)" w:eastAsia="Times New Roman" w:hAnsi="var(--font-mono)" w:cs="Courier New"/>
+          <w:color w:val="14181F"/>
+          <w:sz w:val="20"/>
+          <w:szCs w:val="20"/>
+          <w:lang w:val="en-US" w:eastAsia="es-MX"/>
+        </w:rPr>
+        <w:t xml:space="preserve"> </w:t>
+      </w:r>
+      <w:r>
+        <w:rPr>
+          <w:rFonts w:ascii="var(--font-mono)" w:eastAsia="Times New Roman" w:hAnsi="var(--font-mono)" w:cs="Courier New"/>
+          <w:color w:val="2B303B"/>
+          <w:sz w:val="20"/>
+          <w:szCs w:val="20"/>
+          <w:lang w:val="en-US" w:eastAsia="es-MX"/>
+        </w:rPr>
+        <w:t>{</w:t>
+      </w:r>
+    </w:p>
+    <w:p>
+      <w:pPr>
+        <w:tabs>
+          <w:tab w:val="left" w:pos="916"/>
+          <w:tab w:val="left" w:pos="1832"/>
+          <w:tab w:val="left" w:pos="2748"/>
+          <w:tab w:val="left" w:pos="3664"/>
+          <w:tab w:val="left" w:pos="4580"/>
+          <w:tab w:val="left" w:pos="5496"/>
+          <w:tab w:val="left" w:pos="6412"/>
+          <w:tab w:val="left" w:pos="7328"/>
+          <w:tab w:val="left" w:pos="8244"/>
+          <w:tab w:val="left" w:pos="9160"/>
+          <w:tab w:val="left" w:pos="10076"/>
+          <w:tab w:val="left" w:pos="10992"/>
+          <w:tab w:val="left" w:pos="11908"/>
+          <w:tab w:val="left" w:pos="12824"/>
+          <w:tab w:val="left" w:pos="13740"/>
+          <w:tab w:val="left" w:pos="14656"/>
+        </w:tabs>
+        <w:spacing w:after="0" w:line="240" w:lineRule="auto"/>
+        <w:rPr>
+          <w:rFonts w:ascii="var(--font-mono)" w:eastAsia="Times New Roman" w:hAnsi="var(--font-mono)" w:cs="Courier New"/>
+          <w:color w:val="14181F"/>
+          <w:sz w:val="20"/>
+          <w:szCs w:val="20"/>
+          <w:lang w:val="en-US" w:eastAsia="es-MX"/>
+        </w:rPr>
+      </w:pPr>
+      <w:r>
+        <w:rPr>
+          <w:rFonts w:ascii="var(--font-mono)" w:eastAsia="Times New Roman" w:hAnsi="var(--font-mono)" w:cs="Courier New"/>
+          <w:color w:val="14181F"/>
+          <w:sz w:val="20"/>
+          <w:szCs w:val="20"/>
+          <w:lang w:val="en-US" w:eastAsia="es-MX"/>
+        </w:rPr>
+        <w:t xml:space="preserve">  </w:t>
+      </w:r>
+      <w:r>
+        <w:rPr>
+          <w:rFonts w:ascii="var(--font-mono)" w:eastAsia="Times New Roman" w:hAnsi="var(--font-mono)" w:cs="Courier New"/>
+          <w:color w:val="8100C2"/>
+          <w:sz w:val="20"/>
+          <w:szCs w:val="20"/>
+          <w:lang w:val="en-US" w:eastAsia="es-MX"/>
+        </w:rPr>
+        <w:t>const</w:t>
+      </w:r>
+      <w:r>
+        <w:rPr>
+          <w:rFonts w:ascii="var(--font-mono)" w:eastAsia="Times New Roman" w:hAnsi="var(--font-mono)" w:cs="Courier New"/>
+          <w:color w:val="14181F"/>
+          <w:sz w:val="20"/>
+          <w:szCs w:val="20"/>
+          <w:lang w:val="en-US" w:eastAsia="es-MX"/>
+        </w:rPr>
+        <w:t xml:space="preserve"> supabaseUrl = </w:t>
+      </w:r>
+      <w:r>
+        <w:rPr>
+          <w:rFonts w:ascii="var(--font-mono)" w:eastAsia="Times New Roman" w:hAnsi="var(--font-mono)" w:cs="Courier New"/>
+          <w:color w:val="8100C2"/>
+          <w:sz w:val="20"/>
+          <w:szCs w:val="20"/>
+          <w:lang w:val="en-US" w:eastAsia="es-MX"/>
+        </w:rPr>
+        <w:t>import</w:t>
+      </w:r>
+      <w:r>
+        <w:rPr>
+          <w:rFonts w:ascii="var(--font-mono)" w:eastAsia="Times New Roman" w:hAnsi="var(--font-mono)" w:cs="Courier New"/>
+          <w:color w:val="2B303B"/>
+          <w:sz w:val="20"/>
+          <w:szCs w:val="20"/>
+          <w:lang w:val="en-US" w:eastAsia="es-MX"/>
+        </w:rPr>
+        <w:t>.</w:t>
+      </w:r>
+      <w:r>
+        <w:rPr>
+          <w:rFonts w:ascii="var(--font-mono)" w:eastAsia="Times New Roman" w:hAnsi="var(--font-mono)" w:cs="Courier New"/>
+          <w:color w:val="14181F"/>
+          <w:sz w:val="20"/>
+          <w:szCs w:val="20"/>
+          <w:lang w:val="en-US" w:eastAsia="es-MX"/>
+        </w:rPr>
+        <w:t>meta</w:t>
+      </w:r>
+      <w:r>
+        <w:rPr>
+          <w:rFonts w:ascii="var(--font-mono)" w:eastAsia="Times New Roman" w:hAnsi="var(--font-mono)" w:cs="Courier New"/>
+          <w:color w:val="2B303B"/>
+          <w:sz w:val="20"/>
+          <w:szCs w:val="20"/>
+          <w:lang w:val="en-US" w:eastAsia="es-MX"/>
+        </w:rPr>
+        <w:t>.</w:t>
+      </w:r>
+      <w:r>
+        <w:rPr>
+          <w:rFonts w:ascii="var(--font-mono)" w:eastAsia="Times New Roman" w:hAnsi="var(--font-mono)" w:cs="Courier New"/>
+          <w:color w:val="14181F"/>
+          <w:sz w:val="20"/>
+          <w:szCs w:val="20"/>
+          <w:lang w:val="en-US" w:eastAsia="es-MX"/>
+        </w:rPr>
+        <w:t>env</w:t>
+      </w:r>
+      <w:r>
+        <w:rPr>
+          <w:rFonts w:ascii="var(--font-mono)" w:eastAsia="Times New Roman" w:hAnsi="var(--font-mono)" w:cs="Courier New"/>
+          <w:color w:val="2B303B"/>
+          <w:sz w:val="20"/>
+          <w:szCs w:val="20"/>
+          <w:lang w:val="en-US" w:eastAsia="es-MX"/>
+        </w:rPr>
+        <w:t>.</w:t>
+      </w:r>
+      <w:r>
+        <w:rPr>
+          <w:rFonts w:ascii="var(--font-mono)" w:eastAsia="Times New Roman" w:hAnsi="var(--font-mono)" w:cs="Courier New"/>
+          <w:color w:val="008080"/>
+          <w:sz w:val="20"/>
+          <w:szCs w:val="20"/>
+          <w:lang w:val="en-US" w:eastAsia="es-MX"/>
+        </w:rPr>
+        <w:t>VITE_SUPABASE_URL</w:t>
+      </w:r>
+    </w:p>
+    <w:p>
+      <w:pPr>
+        <w:tabs>
+          <w:tab w:val="left" w:pos="916"/>
+          <w:tab w:val="left" w:pos="1832"/>
+          <w:tab w:val="left" w:pos="2748"/>
+          <w:tab w:val="left" w:pos="3664"/>
+          <w:tab w:val="left" w:pos="4580"/>
+          <w:tab w:val="left" w:pos="5496"/>
+          <w:tab w:val="left" w:pos="6412"/>
+          <w:tab w:val="left" w:pos="7328"/>
+          <w:tab w:val="left" w:pos="8244"/>
+          <w:tab w:val="left" w:pos="9160"/>
+          <w:tab w:val="left" w:pos="10076"/>
+          <w:tab w:val="left" w:pos="10992"/>
+          <w:tab w:val="left" w:pos="11908"/>
+          <w:tab w:val="left" w:pos="12824"/>
+          <w:tab w:val="left" w:pos="13740"/>
+          <w:tab w:val="left" w:pos="14656"/>
+        </w:tabs>
+        <w:spacing w:after="0" w:line="240" w:lineRule="auto"/>
+        <w:rPr>
+          <w:rFonts w:ascii="var(--font-mono)" w:eastAsia="Times New Roman" w:hAnsi="var(--font-mono)" w:cs="Courier New"/>
+          <w:color w:val="14181F"/>
+          <w:sz w:val="20"/>
+          <w:szCs w:val="20"/>
+          <w:lang w:val="en-US" w:eastAsia="es-MX"/>
+        </w:rPr>
+      </w:pPr>
+      <w:r>
+        <w:rPr>
+          <w:rFonts w:ascii="var(--font-mono)" w:eastAsia="Times New Roman" w:hAnsi="var(--font-mono)" w:cs="Courier New"/>
+          <w:color w:val="14181F"/>
+          <w:sz w:val="20"/>
+          <w:szCs w:val="20"/>
+          <w:lang w:val="en-US" w:eastAsia="es-MX"/>
+        </w:rPr>
+        <w:t xml:space="preserve">  </w:t>
+      </w:r>
+      <w:r>
+        <w:rPr>
+          <w:rFonts w:ascii="var(--font-mono)" w:eastAsia="Times New Roman" w:hAnsi="var(--font-mono)" w:cs="Courier New"/>
+          <w:color w:val="8100C2"/>
+          <w:sz w:val="20"/>
+          <w:szCs w:val="20"/>
+          <w:lang w:val="en-US" w:eastAsia="es-MX"/>
+        </w:rPr>
+        <w:t>const</w:t>
+      </w:r>
+      <w:r>
+        <w:rPr>
+          <w:rFonts w:ascii="var(--font-mono)" w:eastAsia="Times New Roman" w:hAnsi="var(--font-mono)" w:cs="Courier New"/>
+          <w:color w:val="14181F"/>
+          <w:sz w:val="20"/>
+          <w:szCs w:val="20"/>
+          <w:lang w:val="en-US" w:eastAsia="es-MX"/>
+        </w:rPr>
+        <w:t xml:space="preserve"> supabaseKey = </w:t>
+      </w:r>
+      <w:r>
+        <w:rPr>
+          <w:rFonts w:ascii="var(--font-mono)" w:eastAsia="Times New Roman" w:hAnsi="var(--font-mono)" w:cs="Courier New"/>
+          <w:color w:val="8100C2"/>
+          <w:sz w:val="20"/>
+          <w:szCs w:val="20"/>
+          <w:lang w:val="en-US" w:eastAsia="es-MX"/>
+        </w:rPr>
+        <w:t>import</w:t>
+      </w:r>
+      <w:r>
+        <w:rPr>
+          <w:rFonts w:ascii="var(--font-mono)" w:eastAsia="Times New Roman" w:hAnsi="var(--font-mono)" w:cs="Courier New"/>
+          <w:color w:val="2B303B"/>
+          <w:sz w:val="20"/>
+          <w:szCs w:val="20"/>
+          <w:lang w:val="en-US" w:eastAsia="es-MX"/>
+        </w:rPr>
+        <w:t>.</w:t>
+      </w:r>
+      <w:r>
+        <w:rPr>
+          <w:rFonts w:ascii="var(--font-mono)" w:eastAsia="Times New Roman" w:hAnsi="var(--font-mono)" w:cs="Courier New"/>
+          <w:color w:val="14181F"/>
+          <w:sz w:val="20"/>
+          <w:szCs w:val="20"/>
+          <w:lang w:val="en-US" w:eastAsia="es-MX"/>
+        </w:rPr>
+        <w:t>meta</w:t>
+      </w:r>
+      <w:r>
+        <w:rPr>
+          <w:rFonts w:ascii="var(--font-mono)" w:eastAsia="Times New Roman" w:hAnsi="var(--font-mono)" w:cs="Courier New"/>
+          <w:color w:val="2B303B"/>
+          <w:sz w:val="20"/>
+          <w:szCs w:val="20"/>
+          <w:lang w:val="en-US" w:eastAsia="es-MX"/>
+        </w:rPr>
+        <w:t>.</w:t>
+      </w:r>
+      <w:r>
+        <w:rPr>
+          <w:rFonts w:ascii="var(--font-mono)" w:eastAsia="Times New Roman" w:hAnsi="var(--font-mono)" w:cs="Courier New"/>
+          <w:color w:val="14181F"/>
+          <w:sz w:val="20"/>
+          <w:szCs w:val="20"/>
+          <w:lang w:val="en-US" w:eastAsia="es-MX"/>
+        </w:rPr>
+        <w:t>env</w:t>
+      </w:r>
+      <w:r>
+        <w:rPr>
+          <w:rFonts w:ascii="var(--font-mono)" w:eastAsia="Times New Roman" w:hAnsi="var(--font-mono)" w:cs="Courier New"/>
+          <w:color w:val="2B303B"/>
+          <w:sz w:val="20"/>
+          <w:szCs w:val="20"/>
+          <w:lang w:val="en-US" w:eastAsia="es-MX"/>
+        </w:rPr>
+        <w:t>.</w:t>
+      </w:r>
+      <w:r>
+        <w:rPr>
+          <w:rFonts w:ascii="var(--font-mono)" w:eastAsia="Times New Roman" w:hAnsi="var(--font-mono)" w:cs="Courier New"/>
+          <w:color w:val="008080"/>
+          <w:sz w:val="20"/>
+          <w:szCs w:val="20"/>
+          <w:lang w:val="en-US" w:eastAsia="es-MX"/>
+        </w:rPr>
+        <w:t>VITE_SUPABASE_ANON_KEY</w:t>
+      </w:r>
+    </w:p>
+    <w:p>
+      <w:pPr>
+        <w:tabs>
+          <w:tab w:val="left" w:pos="916"/>
+          <w:tab w:val="left" w:pos="1832"/>
+          <w:tab w:val="left" w:pos="2748"/>
+          <w:tab w:val="left" w:pos="3664"/>
+          <w:tab w:val="left" w:pos="4580"/>
+          <w:tab w:val="left" w:pos="5496"/>
+          <w:tab w:val="left" w:pos="6412"/>
+          <w:tab w:val="left" w:pos="7328"/>
+          <w:tab w:val="left" w:pos="8244"/>
+          <w:tab w:val="left" w:pos="9160"/>
+          <w:tab w:val="left" w:pos="10076"/>
+          <w:tab w:val="left" w:pos="10992"/>
+          <w:tab w:val="left" w:pos="11908"/>
+          <w:tab w:val="left" w:pos="12824"/>
+          <w:tab w:val="left" w:pos="13740"/>
+          <w:tab w:val="left" w:pos="14656"/>
+        </w:tabs>
+        <w:spacing w:after="0" w:line="240" w:lineRule="auto"/>
+        <w:rPr>
+          <w:rFonts w:ascii="var(--font-mono)" w:eastAsia="Times New Roman" w:hAnsi="var(--font-mono)" w:cs="Courier New"/>
+          <w:color w:val="14181F"/>
+          <w:sz w:val="20"/>
+          <w:szCs w:val="20"/>
+          <w:lang w:val="en-US" w:eastAsia="es-MX"/>
+        </w:rPr>
+      </w:pPr>
+      <w:r>
+        <w:rPr>
+          <w:rFonts w:ascii="var(--font-mono)" w:eastAsia="Times New Roman" w:hAnsi="var(--font-mono)" w:cs="Courier New"/>
+          <w:color w:val="14181F"/>
+          <w:sz w:val="20"/>
+          <w:szCs w:val="20"/>
+          <w:lang w:val="en-US" w:eastAsia="es-MX"/>
+        </w:rPr>
+        <w:t xml:space="preserve">  </w:t>
+      </w:r>
+      <w:r>
+        <w:rPr>
+          <w:rFonts w:ascii="var(--font-mono)" w:eastAsia="Times New Roman" w:hAnsi="var(--font-mono)" w:cs="Courier New"/>
+          <w:color w:val="8100C2"/>
+          <w:sz w:val="20"/>
+          <w:szCs w:val="20"/>
+          <w:lang w:val="en-US" w:eastAsia="es-MX"/>
+        </w:rPr>
+        <w:t>let</w:t>
+      </w:r>
+      <w:r>
+        <w:rPr>
+          <w:rFonts w:ascii="var(--font-mono)" w:eastAsia="Times New Roman" w:hAnsi="var(--font-mono)" w:cs="Courier New"/>
+          <w:color w:val="14181F"/>
+          <w:sz w:val="20"/>
+          <w:szCs w:val="20"/>
+          <w:lang w:val="en-US" w:eastAsia="es-MX"/>
+        </w:rPr>
+        <w:t xml:space="preserve"> token = supabaseKey</w:t>
+      </w:r>
+    </w:p>
+    <w:p>
+      <w:pPr>
+        <w:tabs>
+          <w:tab w:val="left" w:pos="916"/>
+          <w:tab w:val="left" w:pos="1832"/>
+          <w:tab w:val="left" w:pos="2748"/>
+          <w:tab w:val="left" w:pos="3664"/>
+          <w:tab w:val="left" w:pos="4580"/>
+          <w:tab w:val="left" w:pos="5496"/>
+          <w:tab w:val="left" w:pos="6412"/>
+          <w:tab w:val="left" w:pos="7328"/>
+          <w:tab w:val="left" w:pos="8244"/>
+          <w:tab w:val="left" w:pos="9160"/>
+          <w:tab w:val="left" w:pos="10076"/>
+          <w:tab w:val="left" w:pos="10992"/>
+          <w:tab w:val="left" w:pos="11908"/>
+          <w:tab w:val="left" w:pos="12824"/>
+          <w:tab w:val="left" w:pos="13740"/>
+          <w:tab w:val="left" w:pos="14656"/>
+        </w:tabs>
+        <w:spacing w:after="0" w:line="240" w:lineRule="auto"/>
+        <w:rPr>
+          <w:rFonts w:ascii="var(--font-mono)" w:eastAsia="Times New Roman" w:hAnsi="var(--font-mono)" w:cs="Courier New"/>
+          <w:color w:val="14181F"/>
+          <w:sz w:val="20"/>
+          <w:szCs w:val="20"/>
+          <w:lang w:val="en-US" w:eastAsia="es-MX"/>
+        </w:rPr>
+      </w:pPr>
+      <w:r>
+        <w:rPr>
+          <w:rFonts w:ascii="var(--font-mono)" w:eastAsia="Times New Roman" w:hAnsi="var(--font-mono)" w:cs="Courier New"/>
+          <w:color w:val="14181F"/>
+          <w:sz w:val="20"/>
+          <w:szCs w:val="20"/>
+          <w:lang w:val="en-US" w:eastAsia="es-MX"/>
+        </w:rPr>
+        <w:t xml:space="preserve">  </w:t>
+      </w:r>
+      <w:r>
+        <w:rPr>
+          <w:rFonts w:ascii="var(--font-mono)" w:eastAsia="Times New Roman" w:hAnsi="var(--font-mono)" w:cs="Courier New"/>
+          <w:color w:val="8100C2"/>
+          <w:sz w:val="20"/>
+          <w:szCs w:val="20"/>
+          <w:lang w:val="en-US" w:eastAsia="es-MX"/>
+        </w:rPr>
+        <w:t>try</w:t>
+      </w:r>
+      <w:r>
+        <w:rPr>
+          <w:rFonts w:ascii="var(--font-mono)" w:eastAsia="Times New Roman" w:hAnsi="var(--font-mono)" w:cs="Courier New"/>
+          <w:color w:val="14181F"/>
+          <w:sz w:val="20"/>
+          <w:szCs w:val="20"/>
+          <w:lang w:val="en-US" w:eastAsia="es-MX"/>
+        </w:rPr>
+        <w:t xml:space="preserve"> </w:t>
+      </w:r>
+      <w:r>
+        <w:rPr>
+          <w:rFonts w:ascii="var(--font-mono)" w:eastAsia="Times New Roman" w:hAnsi="var(--font-mono)" w:cs="Courier New"/>
+          <w:color w:val="2B303B"/>
+          <w:sz w:val="20"/>
+          <w:szCs w:val="20"/>
+          <w:lang w:val="en-US" w:eastAsia="es-MX"/>
+        </w:rPr>
+        <w:t>{</w:t>
+      </w:r>
+    </w:p>
+    <w:p>
+      <w:pPr>
+        <w:tabs>
+          <w:tab w:val="left" w:pos="916"/>
+          <w:tab w:val="left" w:pos="1832"/>
+          <w:tab w:val="left" w:pos="2748"/>
+          <w:tab w:val="left" w:pos="3664"/>
+          <w:tab w:val="left" w:pos="4580"/>
+          <w:tab w:val="left" w:pos="5496"/>
+          <w:tab w:val="left" w:pos="6412"/>
+          <w:tab w:val="left" w:pos="7328"/>
+          <w:tab w:val="left" w:pos="8244"/>
+          <w:tab w:val="left" w:pos="9160"/>
+          <w:tab w:val="left" w:pos="10076"/>
+          <w:tab w:val="left" w:pos="10992"/>
+          <w:tab w:val="left" w:pos="11908"/>
+          <w:tab w:val="left" w:pos="12824"/>
+          <w:tab w:val="left" w:pos="13740"/>
+          <w:tab w:val="left" w:pos="14656"/>
+        </w:tabs>
+        <w:spacing w:after="0" w:line="240" w:lineRule="auto"/>
+        <w:rPr>
+          <w:rFonts w:ascii="var(--font-mono)" w:eastAsia="Times New Roman" w:hAnsi="var(--font-mono)" w:cs="Courier New"/>
+          <w:color w:val="14181F"/>
+          <w:sz w:val="20"/>
+          <w:szCs w:val="20"/>
+          <w:lang w:val="en-US" w:eastAsia="es-MX"/>
+        </w:rPr>
+      </w:pPr>
+      <w:r>
+        <w:rPr>
+          <w:rFonts w:ascii="var(--font-mono)" w:eastAsia="Times New Roman" w:hAnsi="var(--font-mono)" w:cs="Courier New"/>
+          <w:color w:val="14181F"/>
+          <w:sz w:val="20"/>
+          <w:szCs w:val="20"/>
+          <w:lang w:val="en-US" w:eastAsia="es-MX"/>
+        </w:rPr>
+        <w:t xml:space="preserve">    </w:t>
+      </w:r>
+      <w:r>
+        <w:rPr>
+          <w:rFonts w:ascii="var(--font-mono)" w:eastAsia="Times New Roman" w:hAnsi="var(--font-mono)" w:cs="Courier New"/>
+          <w:color w:val="8100C2"/>
+          <w:sz w:val="20"/>
+          <w:szCs w:val="20"/>
+          <w:lang w:val="en-US" w:eastAsia="es-MX"/>
+        </w:rPr>
+        <w:t>const</w:t>
+      </w:r>
+      <w:r>
+        <w:rPr>
+          <w:rFonts w:ascii="var(--font-mono)" w:eastAsia="Times New Roman" w:hAnsi="var(--font-mono)" w:cs="Courier New"/>
+          <w:color w:val="14181F"/>
+          <w:sz w:val="20"/>
+          <w:szCs w:val="20"/>
+          <w:lang w:val="en-US" w:eastAsia="es-MX"/>
+        </w:rPr>
+        <w:t xml:space="preserve"> stored = </w:t>
+      </w:r>
+      <w:r>
+        <w:rPr>
+          <w:rFonts w:ascii="var(--font-mono)" w:eastAsia="Times New Roman" w:hAnsi="var(--font-mono)" w:cs="Courier New"/>
+          <w:color w:val="B34A00"/>
+          <w:sz w:val="20"/>
+          <w:szCs w:val="20"/>
+          <w:lang w:val="en-US" w:eastAsia="es-MX"/>
+        </w:rPr>
+        <w:t>localStorage</w:t>
+      </w:r>
+      <w:r>
+        <w:rPr>
+          <w:rFonts w:ascii="var(--font-mono)" w:eastAsia="Times New Roman" w:hAnsi="var(--font-mono)" w:cs="Courier New"/>
+          <w:color w:val="2B303B"/>
+          <w:sz w:val="20"/>
+          <w:szCs w:val="20"/>
+          <w:lang w:val="en-US" w:eastAsia="es-MX"/>
+        </w:rPr>
+        <w:t>.</w:t>
+      </w:r>
+      <w:r>
+        <w:rPr>
+          <w:rFonts w:ascii="var(--font-mono)" w:eastAsia="Times New Roman" w:hAnsi="var(--font-mono)" w:cs="Courier New"/>
+          <w:color w:val="0051C2"/>
+          <w:sz w:val="20"/>
+          <w:szCs w:val="20"/>
+          <w:lang w:val="en-US" w:eastAsia="es-MX"/>
+        </w:rPr>
+        <w:t>getItem</w:t>
+      </w:r>
+      <w:r>
+        <w:rPr>
+          <w:rFonts w:ascii="var(--font-mono)" w:eastAsia="Times New Roman" w:hAnsi="var(--font-mono)" w:cs="Courier New"/>
+          <w:color w:val="2B303B"/>
+          <w:sz w:val="20"/>
+          <w:szCs w:val="20"/>
+          <w:lang w:val="en-US" w:eastAsia="es-MX"/>
+        </w:rPr>
+        <w:t>(</w:t>
+      </w:r>
+      <w:r>
+        <w:rPr>
+          <w:rFonts w:ascii="var(--font-mono)" w:eastAsia="Times New Roman" w:hAnsi="var(--font-mono)" w:cs="Courier New"/>
+          <w:color w:val="008000"/>
+          <w:sz w:val="20"/>
+          <w:szCs w:val="20"/>
+          <w:lang w:val="en-US" w:eastAsia="es-MX"/>
+        </w:rPr>
+        <w:t>'mazclean-auth'</w:t>
+      </w:r>
+      <w:r>
+        <w:rPr>
+          <w:rFonts w:ascii="var(--font-mono)" w:eastAsia="Times New Roman" w:hAnsi="var(--font-mono)" w:cs="Courier New"/>
+          <w:color w:val="2B303B"/>
+          <w:sz w:val="20"/>
+          <w:szCs w:val="20"/>
+          <w:lang w:val="en-US" w:eastAsia="es-MX"/>
+        </w:rPr>
+        <w:t>)</w:t>
+      </w:r>
+    </w:p>
+    <w:p>
+      <w:pPr>
+        <w:tabs>
+          <w:tab w:val="left" w:pos="916"/>
+          <w:tab w:val="left" w:pos="1832"/>
+          <w:tab w:val="left" w:pos="2748"/>
+          <w:tab w:val="left" w:pos="3664"/>
+          <w:tab w:val="left" w:pos="4580"/>
+          <w:tab w:val="left" w:pos="5496"/>
+          <w:tab w:val="left" w:pos="6412"/>
+          <w:tab w:val="left" w:pos="7328"/>
+          <w:tab w:val="left" w:pos="8244"/>
+          <w:tab w:val="left" w:pos="9160"/>
+          <w:tab w:val="left" w:pos="10076"/>
+          <w:tab w:val="left" w:pos="10992"/>
+          <w:tab w:val="left" w:pos="11908"/>
+          <w:tab w:val="left" w:pos="12824"/>
+          <w:tab w:val="left" w:pos="13740"/>
+          <w:tab w:val="left" w:pos="14656"/>
+        </w:tabs>
+        <w:spacing w:after="0" w:line="240" w:lineRule="auto"/>
+        <w:rPr>
+          <w:rFonts w:ascii="var(--font-mono)" w:eastAsia="Times New Roman" w:hAnsi="var(--font-mono)" w:cs="Courier New"/>
+          <w:color w:val="14181F"/>
+          <w:sz w:val="20"/>
+          <w:szCs w:val="20"/>
+          <w:lang w:val="en-US" w:eastAsia="es-MX"/>
+        </w:rPr>
+      </w:pPr>
+      <w:r>
+        <w:rPr>
+          <w:rFonts w:ascii="var(--font-mono)" w:eastAsia="Times New Roman" w:hAnsi="var(--font-mono)" w:cs="Courier New"/>
+          <w:color w:val="14181F"/>
+          <w:sz w:val="20"/>
+          <w:szCs w:val="20"/>
+          <w:lang w:val="en-US" w:eastAsia="es-MX"/>
+        </w:rPr>
+        <w:t xml:space="preserve">    </w:t>
+      </w:r>
+      <w:r>
+        <w:rPr>
+          <w:rFonts w:ascii="var(--font-mono)" w:eastAsia="Times New Roman" w:hAnsi="var(--font-mono)" w:cs="Courier New"/>
+          <w:color w:val="8100C2"/>
+          <w:sz w:val="20"/>
+          <w:szCs w:val="20"/>
+          <w:lang w:val="en-US" w:eastAsia="es-MX"/>
+        </w:rPr>
+        <w:t>if</w:t>
+      </w:r>
+      <w:r>
+        <w:rPr>
+          <w:rFonts w:ascii="var(--font-mono)" w:eastAsia="Times New Roman" w:hAnsi="var(--font-mono)" w:cs="Courier New"/>
+          <w:color w:val="14181F"/>
+          <w:sz w:val="20"/>
+          <w:szCs w:val="20"/>
+          <w:lang w:val="en-US" w:eastAsia="es-MX"/>
+        </w:rPr>
+        <w:t xml:space="preserve"> </w:t>
+      </w:r>
+      <w:r>
+        <w:rPr>
+          <w:rFonts w:ascii="var(--font-mono)" w:eastAsia="Times New Roman" w:hAnsi="var(--font-mono)" w:cs="Courier New"/>
+          <w:color w:val="2B303B"/>
+          <w:sz w:val="20"/>
+          <w:szCs w:val="20"/>
+          <w:lang w:val="en-US" w:eastAsia="es-MX"/>
+        </w:rPr>
+        <w:t>(</w:t>
+      </w:r>
+      <w:r>
+        <w:rPr>
+          <w:rFonts w:ascii="var(--font-mono)" w:eastAsia="Times New Roman" w:hAnsi="var(--font-mono)" w:cs="Courier New"/>
+          <w:color w:val="14181F"/>
+          <w:sz w:val="20"/>
+          <w:szCs w:val="20"/>
+          <w:lang w:val="en-US" w:eastAsia="es-MX"/>
+        </w:rPr>
+        <w:t>stored</w:t>
+      </w:r>
+      <w:r>
+        <w:rPr>
+          <w:rFonts w:ascii="var(--font-mono)" w:eastAsia="Times New Roman" w:hAnsi="var(--font-mono)" w:cs="Courier New"/>
+          <w:color w:val="2B303B"/>
+          <w:sz w:val="20"/>
+          <w:szCs w:val="20"/>
+          <w:lang w:val="en-US" w:eastAsia="es-MX"/>
+        </w:rPr>
+        <w:t>)</w:t>
+      </w:r>
+      <w:r>
+        <w:rPr>
+          <w:rFonts w:ascii="var(--font-mono)" w:eastAsia="Times New Roman" w:hAnsi="var(--font-mono)" w:cs="Courier New"/>
+          <w:color w:val="14181F"/>
+          <w:sz w:val="20"/>
+          <w:szCs w:val="20"/>
+          <w:lang w:val="en-US" w:eastAsia="es-MX"/>
+        </w:rPr>
+        <w:t xml:space="preserve"> </w:t>
+      </w:r>
+      <w:r>
+        <w:rPr>
+          <w:rFonts w:ascii="var(--font-mono)" w:eastAsia="Times New Roman" w:hAnsi="var(--font-mono)" w:cs="Courier New"/>
+          <w:color w:val="2B303B"/>
+          <w:sz w:val="20"/>
+          <w:szCs w:val="20"/>
+          <w:lang w:val="en-US" w:eastAsia="es-MX"/>
+        </w:rPr>
+        <w:t>{</w:t>
+      </w:r>
+    </w:p>
+    <w:p>
+      <w:pPr>
+        <w:tabs>
+          <w:tab w:val="left" w:pos="916"/>
+          <w:tab w:val="left" w:pos="1832"/>
+          <w:tab w:val="left" w:pos="2748"/>
+          <w:tab w:val="left" w:pos="3664"/>
+          <w:tab w:val="left" w:pos="4580"/>
+          <w:tab w:val="left" w:pos="5496"/>
+          <w:tab w:val="left" w:pos="6412"/>
+          <w:tab w:val="left" w:pos="7328"/>
+          <w:tab w:val="left" w:pos="8244"/>
+          <w:tab w:val="left" w:pos="9160"/>
+          <w:tab w:val="left" w:pos="10076"/>
+          <w:tab w:val="left" w:pos="10992"/>
+          <w:tab w:val="left" w:pos="11908"/>
+          <w:tab w:val="left" w:pos="12824"/>
+          <w:tab w:val="left" w:pos="13740"/>
+          <w:tab w:val="left" w:pos="14656"/>
+        </w:tabs>
+        <w:spacing w:after="0" w:line="240" w:lineRule="auto"/>
+        <w:rPr>
+          <w:rFonts w:ascii="var(--font-mono)" w:eastAsia="Times New Roman" w:hAnsi="var(--font-mono)" w:cs="Courier New"/>
+          <w:color w:val="14181F"/>
+          <w:sz w:val="20"/>
+          <w:szCs w:val="20"/>
+          <w:lang w:val="en-US" w:eastAsia="es-MX"/>
+        </w:rPr>
+      </w:pPr>
+      <w:r>
+        <w:rPr>
+          <w:rFonts w:ascii="var(--font-mono)" w:eastAsia="Times New Roman" w:hAnsi="var(--font-mono)" w:cs="Courier New"/>
+          <w:color w:val="14181F"/>
+          <w:sz w:val="20"/>
+          <w:szCs w:val="20"/>
+          <w:lang w:val="en-US" w:eastAsia="es-MX"/>
+        </w:rPr>
+        <w:t xml:space="preserve">      </w:t>
+      </w:r>
+      <w:r>
+        <w:rPr>
+          <w:rFonts w:ascii="var(--font-mono)" w:eastAsia="Times New Roman" w:hAnsi="var(--font-mono)" w:cs="Courier New"/>
+          <w:color w:val="8100C2"/>
+          <w:sz w:val="20"/>
+          <w:szCs w:val="20"/>
+          <w:lang w:val="en-US" w:eastAsia="es-MX"/>
+        </w:rPr>
+        <w:t>const</w:t>
+      </w:r>
+      <w:r>
+        <w:rPr>
+          <w:rFonts w:ascii="var(--font-mono)" w:eastAsia="Times New Roman" w:hAnsi="var(--font-mono)" w:cs="Courier New"/>
+          <w:color w:val="14181F"/>
+          <w:sz w:val="20"/>
+          <w:szCs w:val="20"/>
+          <w:lang w:val="en-US" w:eastAsia="es-MX"/>
+        </w:rPr>
+        <w:t xml:space="preserve"> parsed = </w:t>
+      </w:r>
+      <w:r>
+        <w:rPr>
+          <w:rFonts w:ascii="var(--font-mono)" w:eastAsia="Times New Roman" w:hAnsi="var(--font-mono)" w:cs="Courier New"/>
+          <w:color w:val="B34A00"/>
+          <w:sz w:val="20"/>
+          <w:szCs w:val="20"/>
+          <w:lang w:val="en-US" w:eastAsia="es-MX"/>
+        </w:rPr>
+        <w:t>JSON</w:t>
+      </w:r>
+      <w:r>
+        <w:rPr>
+          <w:rFonts w:ascii="var(--font-mono)" w:eastAsia="Times New Roman" w:hAnsi="var(--font-mono)" w:cs="Courier New"/>
+          <w:color w:val="2B303B"/>
+          <w:sz w:val="20"/>
+          <w:szCs w:val="20"/>
+          <w:lang w:val="en-US" w:eastAsia="es-MX"/>
+        </w:rPr>
+        <w:t>.</w:t>
+      </w:r>
+      <w:r>
+        <w:rPr>
+          <w:rFonts w:ascii="var(--font-mono)" w:eastAsia="Times New Roman" w:hAnsi="var(--font-mono)" w:cs="Courier New"/>
+          <w:color w:val="0051C2"/>
+          <w:sz w:val="20"/>
+          <w:szCs w:val="20"/>
+          <w:lang w:val="en-US" w:eastAsia="es-MX"/>
+        </w:rPr>
+        <w:t>parse</w:t>
+      </w:r>
+      <w:r>
+        <w:rPr>
+          <w:rFonts w:ascii="var(--font-mono)" w:eastAsia="Times New Roman" w:hAnsi="var(--font-mono)" w:cs="Courier New"/>
+          <w:color w:val="2B303B"/>
+          <w:sz w:val="20"/>
+          <w:szCs w:val="20"/>
+          <w:lang w:val="en-US" w:eastAsia="es-MX"/>
+        </w:rPr>
+        <w:t>(</w:t>
+      </w:r>
+      <w:r>
+        <w:rPr>
+          <w:rFonts w:ascii="var(--font-mono)" w:eastAsia="Times New Roman" w:hAnsi="var(--font-mono)" w:cs="Courier New"/>
+          <w:color w:val="14181F"/>
+          <w:sz w:val="20"/>
+          <w:szCs w:val="20"/>
+          <w:lang w:val="en-US" w:eastAsia="es-MX"/>
+        </w:rPr>
+        <w:t>stored</w:t>
+      </w:r>
+      <w:r>
+        <w:rPr>
+          <w:rFonts w:ascii="var(--font-mono)" w:eastAsia="Times New Roman" w:hAnsi="var(--font-mono)" w:cs="Courier New"/>
+          <w:color w:val="2B303B"/>
+          <w:sz w:val="20"/>
+          <w:szCs w:val="20"/>
+          <w:lang w:val="en-US" w:eastAsia="es-MX"/>
+        </w:rPr>
+        <w:t>)</w:t>
+      </w:r>
+    </w:p>
+    <w:p>
+      <w:pPr>
+        <w:tabs>
+          <w:tab w:val="left" w:pos="916"/>
+          <w:tab w:val="left" w:pos="1832"/>
+          <w:tab w:val="left" w:pos="2748"/>
+          <w:tab w:val="left" w:pos="3664"/>
+          <w:tab w:val="left" w:pos="4580"/>
+          <w:tab w:val="left" w:pos="5496"/>
+          <w:tab w:val="left" w:pos="6412"/>
+          <w:tab w:val="left" w:pos="7328"/>
+          <w:tab w:val="left" w:pos="8244"/>
+          <w:tab w:val="left" w:pos="9160"/>
+          <w:tab w:val="left" w:pos="10076"/>
+          <w:tab w:val="left" w:pos="10992"/>
+          <w:tab w:val="left" w:pos="11908"/>
+          <w:tab w:val="left" w:pos="12824"/>
+          <w:tab w:val="left" w:pos="13740"/>
+          <w:tab w:val="left" w:pos="14656"/>
+        </w:tabs>
+        <w:spacing w:after="0" w:line="240" w:lineRule="auto"/>
+        <w:rPr>
+          <w:rFonts w:ascii="var(--font-mono)" w:eastAsia="Times New Roman" w:hAnsi="var(--font-mono)" w:cs="Courier New"/>
+          <w:color w:val="14181F"/>
+          <w:sz w:val="20"/>
+          <w:szCs w:val="20"/>
+          <w:lang w:val="en-US" w:eastAsia="es-MX"/>
+        </w:rPr>
+      </w:pPr>
+      <w:r>
+        <w:rPr>
+          <w:rFonts w:ascii="var(--font-mono)" w:eastAsia="Times New Roman" w:hAnsi="var(--font-mono)" w:cs="Courier New"/>
+          <w:color w:val="14181F"/>
+          <w:sz w:val="20"/>
+          <w:szCs w:val="20"/>
+          <w:lang w:val="en-US" w:eastAsia="es-MX"/>
+        </w:rPr>
+        <w:t xml:space="preserve">      token = parsed?.access_token || parsed?.session?.access_token || supabaseKey</w:t>
+      </w:r>
+    </w:p>
+    <w:p>
+      <w:pPr>
+        <w:tabs>
+          <w:tab w:val="left" w:pos="916"/>
+          <w:tab w:val="left" w:pos="1832"/>
+          <w:tab w:val="left" w:pos="2748"/>
+          <w:tab w:val="left" w:pos="3664"/>
+          <w:tab w:val="left" w:pos="4580"/>
+          <w:tab w:val="left" w:pos="5496"/>
+          <w:tab w:val="left" w:pos="6412"/>
+          <w:tab w:val="left" w:pos="7328"/>
+          <w:tab w:val="left" w:pos="8244"/>
+          <w:tab w:val="left" w:pos="9160"/>
+          <w:tab w:val="left" w:pos="10076"/>
+          <w:tab w:val="left" w:pos="10992"/>
+          <w:tab w:val="left" w:pos="11908"/>
+          <w:tab w:val="left" w:pos="12824"/>
+          <w:tab w:val="left" w:pos="13740"/>
+          <w:tab w:val="left" w:pos="14656"/>
+        </w:tabs>
+        <w:spacing w:after="0" w:line="240" w:lineRule="auto"/>
+        <w:rPr>
+          <w:rFonts w:ascii="var(--font-mono)" w:eastAsia="Times New Roman" w:hAnsi="var(--font-mono)" w:cs="Courier New"/>
+          <w:color w:val="14181F"/>
+          <w:sz w:val="20"/>
+          <w:szCs w:val="20"/>
+          <w:lang w:eastAsia="es-MX"/>
+        </w:rPr>
+      </w:pPr>
+      <w:r>
+        <w:rPr>
+          <w:rFonts w:ascii="var(--font-mono)" w:eastAsia="Times New Roman" w:hAnsi="var(--font-mono)" w:cs="Courier New"/>
+          <w:color w:val="14181F"/>
+          <w:sz w:val="20"/>
+          <w:szCs w:val="20"/>
+          <w:lang w:val="en-US" w:eastAsia="es-MX"/>
+        </w:rPr>
+        <w:t xml:space="preserve">    </w:t>
+      </w:r>
+      <w:r>
+        <w:rPr>
+          <w:rFonts w:ascii="var(--font-mono)" w:eastAsia="Times New Roman" w:hAnsi="var(--font-mono)" w:cs="Courier New"/>
+          <w:color w:val="2B303B"/>
+          <w:sz w:val="20"/>
+          <w:szCs w:val="20"/>
+          <w:lang w:eastAsia="es-MX"/>
+        </w:rPr>
+        <w:t>}</w:t>
+      </w:r>
+    </w:p>
+    <w:p>
+      <w:pPr>
+        <w:tabs>
+          <w:tab w:val="left" w:pos="916"/>
+          <w:tab w:val="left" w:pos="1832"/>
+          <w:tab w:val="left" w:pos="2748"/>
+          <w:tab w:val="left" w:pos="3664"/>
+          <w:tab w:val="left" w:pos="4580"/>
+          <w:tab w:val="left" w:pos="5496"/>
+          <w:tab w:val="left" w:pos="6412"/>
+          <w:tab w:val="left" w:pos="7328"/>
+          <w:tab w:val="left" w:pos="8244"/>
+          <w:tab w:val="left" w:pos="9160"/>
+          <w:tab w:val="left" w:pos="10076"/>
+          <w:tab w:val="left" w:pos="10992"/>
+          <w:tab w:val="left" w:pos="11908"/>
+          <w:tab w:val="left" w:pos="12824"/>
+          <w:tab w:val="left" w:pos="13740"/>
+          <w:tab w:val="left" w:pos="14656"/>
+        </w:tabs>
+        <w:spacing w:after="0" w:line="240" w:lineRule="auto"/>
+        <w:rPr>
+          <w:rFonts w:ascii="var(--font-mono)" w:eastAsia="Times New Roman" w:hAnsi="var(--font-mono)" w:cs="Courier New"/>
+          <w:color w:val="14181F"/>
+          <w:sz w:val="20"/>
+          <w:szCs w:val="20"/>
+          <w:lang w:eastAsia="es-MX"/>
+        </w:rPr>
+      </w:pPr>
+      <w:r>
+        <w:rPr>
+          <w:rFonts w:ascii="var(--font-mono)" w:eastAsia="Times New Roman" w:hAnsi="var(--font-mono)" w:cs="Courier New"/>
+          <w:color w:val="14181F"/>
+          <w:sz w:val="20"/>
+          <w:szCs w:val="20"/>
+          <w:lang w:eastAsia="es-MX"/>
+        </w:rPr>
+        <w:t xml:space="preserve">  </w:t>
+      </w:r>
+      <w:r>
+        <w:rPr>
+          <w:rFonts w:ascii="var(--font-mono)" w:eastAsia="Times New Roman" w:hAnsi="var(--font-mono)" w:cs="Courier New"/>
+          <w:color w:val="2B303B"/>
+          <w:sz w:val="20"/>
+          <w:szCs w:val="20"/>
+          <w:lang w:eastAsia="es-MX"/>
+        </w:rPr>
+        <w:t>}</w:t>
+      </w:r>
+      <w:r>
+        <w:rPr>
+          <w:rFonts w:ascii="var(--font-mono)" w:eastAsia="Times New Roman" w:hAnsi="var(--font-mono)" w:cs="Courier New"/>
+          <w:color w:val="14181F"/>
+          <w:sz w:val="20"/>
+          <w:szCs w:val="20"/>
+          <w:lang w:eastAsia="es-MX"/>
+        </w:rPr>
+        <w:t xml:space="preserve"> </w:t>
+      </w:r>
+      <w:proofErr w:type="gramStart"/>
+      <w:r>
+        <w:rPr>
+          <w:rFonts w:ascii="var(--font-mono)" w:eastAsia="Times New Roman" w:hAnsi="var(--font-mono)" w:cs="Courier New"/>
+          <w:color w:val="8100C2"/>
+          <w:sz w:val="20"/>
+          <w:szCs w:val="20"/>
+          <w:lang w:eastAsia="es-MX"/>
+        </w:rPr>
+        <w:t>catch</w:t>
+      </w:r>
+      <w:proofErr w:type="gramEnd"/>
+      <w:r>
+        <w:rPr>
+          <w:rFonts w:ascii="var(--font-mono)" w:eastAsia="Times New Roman" w:hAnsi="var(--font-mono)" w:cs="Courier New"/>
+          <w:color w:val="14181F"/>
+          <w:sz w:val="20"/>
+          <w:szCs w:val="20"/>
+          <w:lang w:eastAsia="es-MX"/>
+        </w:rPr>
+        <w:t xml:space="preserve"> </w:t>
+      </w:r>
+      <w:r>
+        <w:rPr>
+          <w:rFonts w:ascii="var(--font-mono)" w:eastAsia="Times New Roman" w:hAnsi="var(--font-mono)" w:cs="Courier New"/>
+          <w:color w:val="2B303B"/>
+          <w:sz w:val="20"/>
+          <w:szCs w:val="20"/>
+          <w:lang w:eastAsia="es-MX"/>
+        </w:rPr>
+        <w:t>{</w:t>
+      </w:r>
+      <w:r>
+        <w:rPr>
+          <w:rFonts w:ascii="var(--font-mono)" w:eastAsia="Times New Roman" w:hAnsi="var(--font-mono)" w:cs="Courier New"/>
+          <w:color w:val="14181F"/>
+          <w:sz w:val="20"/>
+          <w:szCs w:val="20"/>
+          <w:lang w:eastAsia="es-MX"/>
+        </w:rPr>
+        <w:t xml:space="preserve"> </w:t>
+      </w:r>
+      <w:proofErr w:type="spellStart"/>
+      <w:r>
+        <w:rPr>
+          <w:rFonts w:ascii="var(--font-mono)" w:eastAsia="Times New Roman" w:hAnsi="var(--font-mono)" w:cs="Courier New"/>
+          <w:color w:val="14181F"/>
+          <w:sz w:val="20"/>
+          <w:szCs w:val="20"/>
+          <w:lang w:eastAsia="es-MX"/>
+        </w:rPr>
+        <w:t>token</w:t>
+      </w:r>
+      <w:proofErr w:type="spellEnd"/>
+      <w:r>
+        <w:rPr>
+          <w:rFonts w:ascii="var(--font-mono)" w:eastAsia="Times New Roman" w:hAnsi="var(--font-mono)" w:cs="Courier New"/>
+          <w:color w:val="14181F"/>
+          <w:sz w:val="20"/>
+          <w:szCs w:val="20"/>
+          <w:lang w:eastAsia="es-MX"/>
+        </w:rPr>
+        <w:t xml:space="preserve"> = </w:t>
+      </w:r>
+      <w:proofErr w:type="spellStart"/>
+      <w:r>
+        <w:rPr>
+          <w:rFonts w:ascii="var(--font-mono)" w:eastAsia="Times New Roman" w:hAnsi="var(--font-mono)" w:cs="Courier New"/>
+          <w:color w:val="14181F"/>
+          <w:sz w:val="20"/>
+          <w:szCs w:val="20"/>
+          <w:lang w:eastAsia="es-MX"/>
+        </w:rPr>
+        <w:t>supabaseKey</w:t>
+      </w:r>
+      <w:proofErr w:type="spellEnd"/>
+      <w:r>
+        <w:rPr>
+          <w:rFonts w:ascii="var(--font-mono)" w:eastAsia="Times New Roman" w:hAnsi="var(--font-mono)" w:cs="Courier New"/>
+          <w:color w:val="14181F"/>
+          <w:sz w:val="20"/>
+          <w:szCs w:val="20"/>
+          <w:lang w:eastAsia="es-MX"/>
+        </w:rPr>
+        <w:t xml:space="preserve"> </w:t>
+      </w:r>
+      <w:r>
+        <w:rPr>
+          <w:rFonts w:ascii="var(--font-mono)" w:eastAsia="Times New Roman" w:hAnsi="var(--font-mono)" w:cs="Courier New"/>
+          <w:color w:val="2B303B"/>
+          <w:sz w:val="20"/>
+          <w:szCs w:val="20"/>
+          <w:lang w:eastAsia="es-MX"/>
+        </w:rPr>
+        <w:t>}</w:t>
+      </w:r>
+    </w:p>
+    <w:p>
+      <w:pPr>
+        <w:tabs>
+          <w:tab w:val="left" w:pos="916"/>
+          <w:tab w:val="left" w:pos="1832"/>
+          <w:tab w:val="left" w:pos="2748"/>
+          <w:tab w:val="left" w:pos="3664"/>
+          <w:tab w:val="left" w:pos="4580"/>
+          <w:tab w:val="left" w:pos="5496"/>
+          <w:tab w:val="left" w:pos="6412"/>
+          <w:tab w:val="left" w:pos="7328"/>
+          <w:tab w:val="left" w:pos="8244"/>
+          <w:tab w:val="left" w:pos="9160"/>
+          <w:tab w:val="left" w:pos="10076"/>
+          <w:tab w:val="left" w:pos="10992"/>
+          <w:tab w:val="left" w:pos="11908"/>
+          <w:tab w:val="left" w:pos="12824"/>
+          <w:tab w:val="left" w:pos="13740"/>
+          <w:tab w:val="left" w:pos="14656"/>
+        </w:tabs>
+        <w:spacing w:after="0" w:line="240" w:lineRule="auto"/>
+        <w:rPr>
+          <w:rFonts w:ascii="var(--font-mono)" w:eastAsia="Times New Roman" w:hAnsi="var(--font-mono)" w:cs="Courier New"/>
+          <w:color w:val="14181F"/>
+          <w:sz w:val="20"/>
+          <w:szCs w:val="20"/>
+          <w:lang w:eastAsia="es-MX"/>
+        </w:rPr>
+      </w:pPr>
+      <w:r>
+        <w:rPr>
+          <w:rFonts w:ascii="var(--font-mono)" w:eastAsia="Times New Roman" w:hAnsi="var(--font-mono)" w:cs="Courier New"/>
+          <w:color w:val="14181F"/>
+          <w:sz w:val="20"/>
+          <w:szCs w:val="20"/>
+          <w:lang w:eastAsia="es-MX"/>
+        </w:rPr>
+        <w:t xml:space="preserve">  </w:t>
+      </w:r>
+      <w:r>
+        <w:rPr>
+          <w:rFonts w:ascii="var(--font-mono)" w:eastAsia="Times New Roman" w:hAnsi="var(--font-mono)" w:cs="Courier New"/>
+          <w:color w:val="6E7687"/>
+          <w:sz w:val="20"/>
+          <w:szCs w:val="20"/>
+          <w:lang w:eastAsia="es-MX"/>
+        </w:rPr>
+        <w:t xml:space="preserve">// Sin </w:t>
+      </w:r>
+      <w:proofErr w:type="spellStart"/>
+      <w:proofErr w:type="gramStart"/>
+      <w:r>
+        <w:rPr>
+          <w:rFonts w:ascii="var(--font-mono)" w:eastAsia="Times New Roman" w:hAnsi="var(--font-mono)" w:cs="Courier New"/>
+          <w:color w:val="6E7687"/>
+          <w:sz w:val="20"/>
+          <w:szCs w:val="20"/>
+          <w:lang w:eastAsia="es-MX"/>
+        </w:rPr>
+        <w:t>compressImage</w:t>
+      </w:r>
+      <w:proofErr w:type="spellEnd"/>
+      <w:r>
+        <w:rPr>
+          <w:rFonts w:ascii="var(--font-mono)" w:eastAsia="Times New Roman" w:hAnsi="var(--font-mono)" w:cs="Courier New"/>
+          <w:color w:val="6E7687"/>
+          <w:sz w:val="20"/>
+          <w:szCs w:val="20"/>
+          <w:lang w:eastAsia="es-MX"/>
+        </w:rPr>
+        <w:t>(</w:t>
+      </w:r>
+      <w:proofErr w:type="gramEnd"/>
+      <w:r>
+        <w:rPr>
+          <w:rFonts w:ascii="var(--font-mono)" w:eastAsia="Times New Roman" w:hAnsi="var(--font-mono)" w:cs="Courier New"/>
+          <w:color w:val="6E7687"/>
+          <w:sz w:val="20"/>
+          <w:szCs w:val="20"/>
+          <w:lang w:eastAsia="es-MX"/>
+        </w:rPr>
+        <w:t xml:space="preserve">) — el </w:t>
+      </w:r>
+      <w:proofErr w:type="spellStart"/>
+      <w:r>
+        <w:rPr>
+          <w:rFonts w:ascii="var(--font-mono)" w:eastAsia="Times New Roman" w:hAnsi="var(--font-mono)" w:cs="Courier New"/>
+          <w:color w:val="6E7687"/>
+          <w:sz w:val="20"/>
+          <w:szCs w:val="20"/>
+          <w:lang w:eastAsia="es-MX"/>
+        </w:rPr>
+        <w:t>canvas</w:t>
+      </w:r>
+      <w:proofErr w:type="spellEnd"/>
+      <w:r>
+        <w:rPr>
+          <w:rFonts w:ascii="var(--font-mono)" w:eastAsia="Times New Roman" w:hAnsi="var(--font-mono)" w:cs="Courier New"/>
+          <w:color w:val="6E7687"/>
+          <w:sz w:val="20"/>
+          <w:szCs w:val="20"/>
+          <w:lang w:eastAsia="es-MX"/>
+        </w:rPr>
+        <w:t xml:space="preserve"> se congela en móvil</w:t>
+      </w:r>
+    </w:p>
+    <w:p>
+      <w:pPr>
+        <w:tabs>
+          <w:tab w:val="left" w:pos="916"/>
+          <w:tab w:val="left" w:pos="1832"/>
+          <w:tab w:val="left" w:pos="2748"/>
+          <w:tab w:val="left" w:pos="3664"/>
+          <w:tab w:val="left" w:pos="4580"/>
+          <w:tab w:val="left" w:pos="5496"/>
+          <w:tab w:val="left" w:pos="6412"/>
+          <w:tab w:val="left" w:pos="7328"/>
+          <w:tab w:val="left" w:pos="8244"/>
+          <w:tab w:val="left" w:pos="9160"/>
+          <w:tab w:val="left" w:pos="10076"/>
+          <w:tab w:val="left" w:pos="10992"/>
+          <w:tab w:val="left" w:pos="11908"/>
+          <w:tab w:val="left" w:pos="12824"/>
+          <w:tab w:val="left" w:pos="13740"/>
+          <w:tab w:val="left" w:pos="14656"/>
+        </w:tabs>
+        <w:spacing w:after="0" w:line="240" w:lineRule="auto"/>
+        <w:rPr>
+          <w:rFonts w:ascii="var(--font-mono)" w:eastAsia="Times New Roman" w:hAnsi="var(--font-mono)" w:cs="Courier New"/>
+          <w:color w:val="14181F"/>
+          <w:sz w:val="20"/>
+          <w:szCs w:val="20"/>
+          <w:lang w:eastAsia="es-MX"/>
+        </w:rPr>
+      </w:pPr>
+      <w:r>
+        <w:rPr>
+          <w:rFonts w:ascii="var(--font-mono)" w:eastAsia="Times New Roman" w:hAnsi="var(--font-mono)" w:cs="Courier New"/>
+          <w:color w:val="14181F"/>
+          <w:sz w:val="20"/>
+          <w:szCs w:val="20"/>
+          <w:lang w:eastAsia="es-MX"/>
+        </w:rPr>
+        <w:t xml:space="preserve">  </w:t>
+      </w:r>
+      <w:r>
+        <w:rPr>
+          <w:rFonts w:ascii="var(--font-mono)" w:eastAsia="Times New Roman" w:hAnsi="var(--font-mono)" w:cs="Courier New"/>
+          <w:color w:val="6E7687"/>
+          <w:sz w:val="20"/>
+          <w:szCs w:val="20"/>
+          <w:lang w:eastAsia="es-MX"/>
+        </w:rPr>
+        <w:t xml:space="preserve">// XHR directo a </w:t>
+      </w:r>
+      <w:proofErr w:type="spellStart"/>
+      <w:r>
+        <w:rPr>
+          <w:rFonts w:ascii="var(--font-mono)" w:eastAsia="Times New Roman" w:hAnsi="var(--font-mono)" w:cs="Courier New"/>
+          <w:color w:val="6E7687"/>
+          <w:sz w:val="20"/>
+          <w:szCs w:val="20"/>
+          <w:lang w:eastAsia="es-MX"/>
+        </w:rPr>
+        <w:t>Supabase</w:t>
+      </w:r>
+      <w:proofErr w:type="spellEnd"/>
+      <w:r>
+        <w:rPr>
+          <w:rFonts w:ascii="var(--font-mono)" w:eastAsia="Times New Roman" w:hAnsi="var(--font-mono)" w:cs="Courier New"/>
+          <w:color w:val="6E7687"/>
+          <w:sz w:val="20"/>
+          <w:szCs w:val="20"/>
+          <w:lang w:eastAsia="es-MX"/>
+        </w:rPr>
+        <w:t xml:space="preserve"> Storage</w:t>
+      </w:r>
+    </w:p>
+    <w:p>
+      <w:pPr>
+        <w:tabs>
+          <w:tab w:val="left" w:pos="916"/>
+          <w:tab w:val="left" w:pos="1832"/>
+          <w:tab w:val="left" w:pos="2748"/>
+          <w:tab w:val="left" w:pos="3664"/>
+          <w:tab w:val="left" w:pos="4580"/>
+          <w:tab w:val="left" w:pos="5496"/>
+          <w:tab w:val="left" w:pos="6412"/>
+          <w:tab w:val="left" w:pos="7328"/>
+          <w:tab w:val="left" w:pos="8244"/>
+          <w:tab w:val="left" w:pos="9160"/>
+          <w:tab w:val="left" w:pos="10076"/>
+          <w:tab w:val="left" w:pos="10992"/>
+          <w:tab w:val="left" w:pos="11908"/>
+          <w:tab w:val="left" w:pos="12824"/>
+          <w:tab w:val="left" w:pos="13740"/>
+          <w:tab w:val="left" w:pos="14656"/>
+        </w:tabs>
+        <w:spacing w:after="0" w:line="240" w:lineRule="auto"/>
+        <w:rPr>
+          <w:rFonts w:ascii="var(--font-mono)" w:eastAsia="Times New Roman" w:hAnsi="var(--font-mono)" w:cs="Courier New"/>
+          <w:color w:val="14181F"/>
+          <w:sz w:val="20"/>
+          <w:szCs w:val="20"/>
+          <w:lang w:eastAsia="es-MX"/>
+        </w:rPr>
+      </w:pPr>
+      <w:r>
+        <w:rPr>
+          <w:rFonts w:ascii="var(--font-mono)" w:eastAsia="Times New Roman" w:hAnsi="var(--font-mono)" w:cs="Courier New"/>
+          <w:color w:val="2B303B"/>
+          <w:sz w:val="20"/>
+          <w:szCs w:val="20"/>
+          <w:lang w:eastAsia="es-MX"/>
+        </w:rPr>
+        <w:t>}</w:t>
+      </w:r>
+    </w:p>
+    <w:p>
+      <w:pPr>
+        <w:spacing w:before="100" w:beforeAutospacing="1" w:after="100" w:afterAutospacing="1" w:line="240" w:lineRule="auto"/>
+        <w:rPr>
+          <w:rFonts w:ascii="Times New Roman" w:eastAsia="Times New Roman" w:hAnsi="Times New Roman" w:cs="Times New Roman"/>
+          <w:sz w:val="24"/>
+          <w:szCs w:val="24"/>
+          <w:lang w:eastAsia="es-MX"/>
+        </w:rPr>
+      </w:pPr>
+      <w:r>
+        <w:rPr>
+          <w:rFonts w:ascii="Times New Roman" w:eastAsia="Times New Roman" w:hAnsi="Times New Roman" w:cs="Times New Roman"/>
+          <w:b/>
+          <w:bCs/>
+          <w:sz w:val="24"/>
+          <w:szCs w:val="24"/>
+          <w:lang w:eastAsia="es-MX"/>
+        </w:rPr>
+        <w:t xml:space="preserve">3. </w:t>
+      </w:r>
+      <w:proofErr w:type="spellStart"/>
+      <w:r>
+        <w:rPr>
+          <w:rFonts w:ascii="Courier New" w:eastAsia="Times New Roman" w:hAnsi="Courier New" w:cs="Courier New"/>
+          <w:b/>
+          <w:bCs/>
+          <w:sz w:val="20"/>
+          <w:szCs w:val="20"/>
+          <w:lang w:eastAsia="es-MX"/>
+        </w:rPr>
+        <w:t>AuthContext.jsx</w:t>
+      </w:r>
+      <w:proofErr w:type="spellEnd"/>
+      <w:r>
+        <w:rPr>
+          <w:rFonts w:ascii="Times New Roman" w:eastAsia="Times New Roman" w:hAnsi="Times New Roman" w:cs="Times New Roman"/>
+          <w:b/>
+          <w:bCs/>
+          <w:sz w:val="24"/>
+          <w:szCs w:val="24"/>
+          <w:lang w:eastAsia="es-MX"/>
+        </w:rPr>
+        <w:t xml:space="preserve"> — Nunca llamar </w:t>
+      </w:r>
+      <w:proofErr w:type="spellStart"/>
+      <w:proofErr w:type="gramStart"/>
+      <w:r>
+        <w:rPr>
+          <w:rFonts w:ascii="Times New Roman" w:eastAsia="Times New Roman" w:hAnsi="Times New Roman" w:cs="Times New Roman"/>
+          <w:b/>
+          <w:bCs/>
+          <w:sz w:val="24"/>
+          <w:szCs w:val="24"/>
+          <w:lang w:eastAsia="es-MX"/>
+        </w:rPr>
+        <w:t>getSession</w:t>
+      </w:r>
+      <w:proofErr w:type="spellEnd"/>
+      <w:r>
+        <w:rPr>
+          <w:rFonts w:ascii="Times New Roman" w:eastAsia="Times New Roman" w:hAnsi="Times New Roman" w:cs="Times New Roman"/>
+          <w:b/>
+          <w:bCs/>
+          <w:sz w:val="24"/>
+          <w:szCs w:val="24"/>
+          <w:lang w:eastAsia="es-MX"/>
+        </w:rPr>
+        <w:t>(</w:t>
+      </w:r>
+      <w:proofErr w:type="gramEnd"/>
+      <w:r>
+        <w:rPr>
+          <w:rFonts w:ascii="Times New Roman" w:eastAsia="Times New Roman" w:hAnsi="Times New Roman" w:cs="Times New Roman"/>
+          <w:b/>
+          <w:bCs/>
+          <w:sz w:val="24"/>
+          <w:szCs w:val="24"/>
+          <w:lang w:eastAsia="es-MX"/>
+        </w:rPr>
+        <w:t xml:space="preserve">) durante </w:t>
+      </w:r>
+      <w:proofErr w:type="spellStart"/>
+      <w:r>
+        <w:rPr>
+          <w:rFonts w:ascii="Times New Roman" w:eastAsia="Times New Roman" w:hAnsi="Times New Roman" w:cs="Times New Roman"/>
+          <w:b/>
+          <w:bCs/>
+          <w:sz w:val="24"/>
+          <w:szCs w:val="24"/>
+          <w:lang w:eastAsia="es-MX"/>
+        </w:rPr>
+        <w:t>uploads</w:t>
+      </w:r>
+      <w:proofErr w:type="spellEnd"/>
+    </w:p>
+    <w:p>
+      <w:pPr>
+        <w:numPr>
+          <w:ilvl w:val="0"/>
+          <w:numId w:val="1"/>
+        </w:numPr>
+        <w:spacing w:before="100" w:beforeAutospacing="1" w:after="100" w:afterAutospacing="1" w:line="240" w:lineRule="auto"/>
+        <w:rPr>
+          <w:rFonts w:ascii="Times New Roman" w:eastAsia="Times New Roman" w:hAnsi="Times New Roman" w:cs="Times New Roman"/>
+          <w:sz w:val="24"/>
+          <w:szCs w:val="24"/>
+          <w:lang w:eastAsia="es-MX"/>
+        </w:rPr>
+      </w:pPr>
+      <w:r>
+        <w:rPr>
+          <w:rFonts w:ascii="Times New Roman" w:eastAsia="Times New Roman" w:hAnsi="Times New Roman" w:cs="Times New Roman"/>
+          <w:sz w:val="24"/>
+          <w:szCs w:val="24"/>
+          <w:lang w:eastAsia="es-MX"/>
+        </w:rPr>
+        <w:t xml:space="preserve">En evento </w:t>
+      </w:r>
+      <w:r>
+        <w:rPr>
+          <w:rFonts w:ascii="Courier New" w:eastAsia="Times New Roman" w:hAnsi="Courier New" w:cs="Courier New"/>
+          <w:sz w:val="20"/>
+          <w:szCs w:val="20"/>
+          <w:lang w:eastAsia="es-MX"/>
+        </w:rPr>
+        <w:t>SIGNED_OUT</w:t>
+      </w:r>
+      <w:r>
+        <w:rPr>
+          <w:rFonts w:ascii="Times New Roman" w:eastAsia="Times New Roman" w:hAnsi="Times New Roman" w:cs="Times New Roman"/>
+          <w:sz w:val="24"/>
+          <w:szCs w:val="24"/>
+          <w:lang w:eastAsia="es-MX"/>
+        </w:rPr>
+        <w:t xml:space="preserve">: verificar con </w:t>
+      </w:r>
+      <w:proofErr w:type="spellStart"/>
+      <w:r>
+        <w:rPr>
+          <w:rFonts w:ascii="Courier New" w:eastAsia="Times New Roman" w:hAnsi="Courier New" w:cs="Courier New"/>
+          <w:sz w:val="20"/>
+          <w:szCs w:val="20"/>
+          <w:lang w:eastAsia="es-MX"/>
+        </w:rPr>
+        <w:t>localStorage.getItem</w:t>
+      </w:r>
+      <w:proofErr w:type="spellEnd"/>
+      <w:r>
+        <w:rPr>
+          <w:rFonts w:ascii="Courier New" w:eastAsia="Times New Roman" w:hAnsi="Courier New" w:cs="Courier New"/>
+          <w:sz w:val="20"/>
+          <w:szCs w:val="20"/>
+          <w:lang w:eastAsia="es-MX"/>
+        </w:rPr>
+        <w:t>('</w:t>
+      </w:r>
+      <w:proofErr w:type="spellStart"/>
+      <w:r>
+        <w:rPr>
+          <w:rFonts w:ascii="Courier New" w:eastAsia="Times New Roman" w:hAnsi="Courier New" w:cs="Courier New"/>
+          <w:sz w:val="20"/>
+          <w:szCs w:val="20"/>
+          <w:lang w:eastAsia="es-MX"/>
+        </w:rPr>
+        <w:t>mazclean-auth</w:t>
+      </w:r>
+      <w:proofErr w:type="spellEnd"/>
+      <w:r>
+        <w:rPr>
+          <w:rFonts w:ascii="Courier New" w:eastAsia="Times New Roman" w:hAnsi="Courier New" w:cs="Courier New"/>
+          <w:sz w:val="20"/>
+          <w:szCs w:val="20"/>
+          <w:lang w:eastAsia="es-MX"/>
+        </w:rPr>
+        <w:t>')</w:t>
+      </w:r>
+      <w:r>
+        <w:rPr>
+          <w:rFonts w:ascii="Times New Roman" w:eastAsia="Times New Roman" w:hAnsi="Times New Roman" w:cs="Times New Roman"/>
+          <w:sz w:val="24"/>
+          <w:szCs w:val="24"/>
+          <w:lang w:eastAsia="es-MX"/>
+        </w:rPr>
+        <w:t xml:space="preserve"> en vez de </w:t>
+      </w:r>
+      <w:proofErr w:type="spellStart"/>
+      <w:r>
+        <w:rPr>
+          <w:rFonts w:ascii="Courier New" w:eastAsia="Times New Roman" w:hAnsi="Courier New" w:cs="Courier New"/>
+          <w:sz w:val="20"/>
+          <w:szCs w:val="20"/>
+          <w:lang w:eastAsia="es-MX"/>
+        </w:rPr>
+        <w:t>getSession</w:t>
+      </w:r>
+      <w:proofErr w:type="spellEnd"/>
+      <w:r>
+        <w:rPr>
+          <w:rFonts w:ascii="Courier New" w:eastAsia="Times New Roman" w:hAnsi="Courier New" w:cs="Courier New"/>
+          <w:sz w:val="20"/>
+          <w:szCs w:val="20"/>
+          <w:lang w:eastAsia="es-MX"/>
+        </w:rPr>
+        <w:t>()</w:t>
+      </w:r>
+    </w:p>
+    <w:p>
+      <w:pPr>
+        <w:numPr>
+          <w:ilvl w:val="0"/>
+          <w:numId w:val="1"/>
+        </w:numPr>
+        <w:spacing w:before="100" w:beforeAutospacing="1" w:after="100" w:afterAutospacing="1" w:line="240" w:lineRule="auto"/>
+        <w:rPr>
+          <w:rFonts w:ascii="Times New Roman" w:eastAsia="Times New Roman" w:hAnsi="Times New Roman" w:cs="Times New Roman"/>
+          <w:sz w:val="24"/>
+          <w:szCs w:val="24"/>
+          <w:lang w:eastAsia="es-MX"/>
+        </w:rPr>
+      </w:pPr>
+      <w:r>
+        <w:rPr>
+          <w:rFonts w:ascii="Times New Roman" w:eastAsia="Times New Roman" w:hAnsi="Times New Roman" w:cs="Times New Roman"/>
+          <w:sz w:val="24"/>
+          <w:szCs w:val="24"/>
+          <w:lang w:eastAsia="es-MX"/>
+        </w:rPr>
+        <w:t xml:space="preserve">En </w:t>
+      </w:r>
+      <w:proofErr w:type="spellStart"/>
+      <w:r>
+        <w:rPr>
+          <w:rFonts w:ascii="Times New Roman" w:eastAsia="Times New Roman" w:hAnsi="Times New Roman" w:cs="Times New Roman"/>
+          <w:sz w:val="24"/>
+          <w:szCs w:val="24"/>
+          <w:lang w:eastAsia="es-MX"/>
+        </w:rPr>
+        <w:t>watcher</w:t>
+      </w:r>
+      <w:proofErr w:type="spellEnd"/>
+      <w:r>
+        <w:rPr>
+          <w:rFonts w:ascii="Times New Roman" w:eastAsia="Times New Roman" w:hAnsi="Times New Roman" w:cs="Times New Roman"/>
+          <w:sz w:val="24"/>
+          <w:szCs w:val="24"/>
+          <w:lang w:eastAsia="es-MX"/>
+        </w:rPr>
+        <w:t xml:space="preserve"> de 60s: igual, usar </w:t>
+      </w:r>
+      <w:proofErr w:type="spellStart"/>
+      <w:r>
+        <w:rPr>
+          <w:rFonts w:ascii="Times New Roman" w:eastAsia="Times New Roman" w:hAnsi="Times New Roman" w:cs="Times New Roman"/>
+          <w:sz w:val="24"/>
+          <w:szCs w:val="24"/>
+          <w:lang w:eastAsia="es-MX"/>
+        </w:rPr>
+        <w:t>localStorage</w:t>
+      </w:r>
+      <w:proofErr w:type="spellEnd"/>
+      <w:r>
+        <w:rPr>
+          <w:rFonts w:ascii="Times New Roman" w:eastAsia="Times New Roman" w:hAnsi="Times New Roman" w:cs="Times New Roman"/>
+          <w:sz w:val="24"/>
+          <w:szCs w:val="24"/>
+          <w:lang w:eastAsia="es-MX"/>
+        </w:rPr>
+        <w:t xml:space="preserve"> en vez de </w:t>
+      </w:r>
+      <w:proofErr w:type="spellStart"/>
+      <w:r>
+        <w:rPr>
+          <w:rFonts w:ascii="Courier New" w:eastAsia="Times New Roman" w:hAnsi="Courier New" w:cs="Courier New"/>
+          <w:sz w:val="20"/>
+          <w:szCs w:val="20"/>
+          <w:lang w:eastAsia="es-MX"/>
+        </w:rPr>
+        <w:t>getSession</w:t>
+      </w:r>
+      <w:proofErr w:type="spellEnd"/>
+      <w:r>
+        <w:rPr>
+          <w:rFonts w:ascii="Courier New" w:eastAsia="Times New Roman" w:hAnsi="Courier New" w:cs="Courier New"/>
+          <w:sz w:val="20"/>
+          <w:szCs w:val="20"/>
+          <w:lang w:eastAsia="es-MX"/>
+        </w:rPr>
+        <w:t>()</w:t>
+      </w:r>
+    </w:p>
+    <w:p>
+      <w:pPr>
+        <w:numPr>
+          <w:ilvl w:val="0"/>
+          <w:numId w:val="1"/>
+        </w:numPr>
+        <w:spacing w:before="100" w:beforeAutospacing="1" w:after="100" w:afterAutospacing="1" w:line="240" w:lineRule="auto"/>
+        <w:rPr>
+          <w:rFonts w:ascii="Times New Roman" w:eastAsia="Times New Roman" w:hAnsi="Times New Roman" w:cs="Times New Roman"/>
+          <w:sz w:val="24"/>
+          <w:szCs w:val="24"/>
+          <w:lang w:eastAsia="es-MX"/>
+        </w:rPr>
+      </w:pPr>
+      <w:r>
+        <w:rPr>
+          <w:rFonts w:ascii="Times New Roman" w:eastAsia="Times New Roman" w:hAnsi="Times New Roman" w:cs="Times New Roman"/>
+          <w:sz w:val="24"/>
+          <w:szCs w:val="24"/>
+          <w:lang w:eastAsia="es-MX"/>
+        </w:rPr>
+        <w:t xml:space="preserve">En </w:t>
+      </w:r>
+      <w:proofErr w:type="spellStart"/>
+      <w:r>
+        <w:rPr>
+          <w:rFonts w:ascii="Courier New" w:eastAsia="Times New Roman" w:hAnsi="Courier New" w:cs="Courier New"/>
+          <w:sz w:val="20"/>
+          <w:szCs w:val="20"/>
+          <w:lang w:eastAsia="es-MX"/>
+        </w:rPr>
+        <w:t>signOut</w:t>
+      </w:r>
+      <w:proofErr w:type="spellEnd"/>
+      <w:r>
+        <w:rPr>
+          <w:rFonts w:ascii="Times New Roman" w:eastAsia="Times New Roman" w:hAnsi="Times New Roman" w:cs="Times New Roman"/>
+          <w:sz w:val="24"/>
+          <w:szCs w:val="24"/>
+          <w:lang w:eastAsia="es-MX"/>
+        </w:rPr>
+        <w:t xml:space="preserve">: limpiar </w:t>
+      </w:r>
+      <w:proofErr w:type="spellStart"/>
+      <w:r>
+        <w:rPr>
+          <w:rFonts w:ascii="Times New Roman" w:eastAsia="Times New Roman" w:hAnsi="Times New Roman" w:cs="Times New Roman"/>
+          <w:sz w:val="24"/>
+          <w:szCs w:val="24"/>
+          <w:lang w:eastAsia="es-MX"/>
+        </w:rPr>
+        <w:t>localStorage</w:t>
+      </w:r>
+      <w:proofErr w:type="spellEnd"/>
+      <w:r>
+        <w:rPr>
+          <w:rFonts w:ascii="Times New Roman" w:eastAsia="Times New Roman" w:hAnsi="Times New Roman" w:cs="Times New Roman"/>
+          <w:sz w:val="24"/>
+          <w:szCs w:val="24"/>
+          <w:lang w:eastAsia="es-MX"/>
+        </w:rPr>
+        <w:t xml:space="preserve"> manualmente antes de llamar a </w:t>
+      </w:r>
+      <w:proofErr w:type="spellStart"/>
+      <w:r>
+        <w:rPr>
+          <w:rFonts w:ascii="Times New Roman" w:eastAsia="Times New Roman" w:hAnsi="Times New Roman" w:cs="Times New Roman"/>
+          <w:sz w:val="24"/>
+          <w:szCs w:val="24"/>
+          <w:lang w:eastAsia="es-MX"/>
+        </w:rPr>
+        <w:t>Supabase</w:t>
+      </w:r>
+      <w:proofErr w:type="spellEnd"/>
+    </w:p>
+    <w:p>
+      <w:pPr>
+        <w:spacing w:before="100" w:beforeAutospacing="1" w:after="100" w:afterAutospacing="1" w:line="240" w:lineRule="auto"/>
+        <w:rPr>
+          <w:rFonts w:ascii="Times New Roman" w:eastAsia="Times New Roman" w:hAnsi="Times New Roman" w:cs="Times New Roman"/>
+          <w:sz w:val="24"/>
+          <w:szCs w:val="24"/>
+          <w:lang w:eastAsia="es-MX"/>
+        </w:rPr>
+      </w:pPr>
+      <w:r>
+        <w:rPr>
+          <w:rFonts w:ascii="Times New Roman" w:eastAsia="Times New Roman" w:hAnsi="Times New Roman" w:cs="Times New Roman"/>
+          <w:b/>
+          <w:bCs/>
+          <w:sz w:val="24"/>
+          <w:szCs w:val="24"/>
+          <w:lang w:eastAsia="es-MX"/>
+        </w:rPr>
+        <w:lastRenderedPageBreak/>
+        <w:t xml:space="preserve">4. </w:t>
+      </w:r>
+      <w:proofErr w:type="spellStart"/>
+      <w:r>
+        <w:rPr>
+          <w:rFonts w:ascii="Courier New" w:eastAsia="Times New Roman" w:hAnsi="Courier New" w:cs="Courier New"/>
+          <w:b/>
+          <w:bCs/>
+          <w:sz w:val="20"/>
+          <w:szCs w:val="20"/>
+          <w:lang w:eastAsia="es-MX"/>
+        </w:rPr>
+        <w:t>OperatorView.jsx</w:t>
+      </w:r>
+      <w:proofErr w:type="spellEnd"/>
+      <w:r>
+        <w:rPr>
+          <w:rFonts w:ascii="Times New Roman" w:eastAsia="Times New Roman" w:hAnsi="Times New Roman" w:cs="Times New Roman"/>
+          <w:b/>
+          <w:bCs/>
+          <w:sz w:val="24"/>
+          <w:szCs w:val="24"/>
+          <w:lang w:eastAsia="es-MX"/>
+        </w:rPr>
+        <w:t xml:space="preserve"> — Eliminar </w:t>
+      </w:r>
+      <w:proofErr w:type="spellStart"/>
+      <w:r>
+        <w:rPr>
+          <w:rFonts w:ascii="Times New Roman" w:eastAsia="Times New Roman" w:hAnsi="Times New Roman" w:cs="Times New Roman"/>
+          <w:b/>
+          <w:bCs/>
+          <w:sz w:val="24"/>
+          <w:szCs w:val="24"/>
+          <w:lang w:eastAsia="es-MX"/>
+        </w:rPr>
+        <w:t>sessionStorage</w:t>
+      </w:r>
+      <w:proofErr w:type="spellEnd"/>
+      <w:r>
+        <w:rPr>
+          <w:rFonts w:ascii="Times New Roman" w:eastAsia="Times New Roman" w:hAnsi="Times New Roman" w:cs="Times New Roman"/>
+          <w:b/>
+          <w:bCs/>
+          <w:sz w:val="24"/>
+          <w:szCs w:val="24"/>
+          <w:lang w:eastAsia="es-MX"/>
+        </w:rPr>
+        <w:t xml:space="preserve"> </w:t>
+      </w:r>
+      <w:proofErr w:type="spellStart"/>
+      <w:r>
+        <w:rPr>
+          <w:rFonts w:ascii="Times New Roman" w:eastAsia="Times New Roman" w:hAnsi="Times New Roman" w:cs="Times New Roman"/>
+          <w:b/>
+          <w:bCs/>
+          <w:sz w:val="24"/>
+          <w:szCs w:val="24"/>
+          <w:lang w:eastAsia="es-MX"/>
+        </w:rPr>
+        <w:t>restore</w:t>
+      </w:r>
+      <w:proofErr w:type="spellEnd"/>
+    </w:p>
+    <w:p>
+      <w:pPr>
+        <w:numPr>
+          <w:ilvl w:val="0"/>
+          <w:numId w:val="2"/>
+        </w:numPr>
+        <w:spacing w:before="100" w:beforeAutospacing="1" w:after="100" w:afterAutospacing="1" w:line="240" w:lineRule="auto"/>
+        <w:rPr>
+          <w:rFonts w:ascii="Times New Roman" w:eastAsia="Times New Roman" w:hAnsi="Times New Roman" w:cs="Times New Roman"/>
+          <w:sz w:val="24"/>
+          <w:szCs w:val="24"/>
+          <w:lang w:eastAsia="es-MX"/>
+        </w:rPr>
+      </w:pPr>
+      <w:r>
+        <w:rPr>
+          <w:rFonts w:ascii="Times New Roman" w:eastAsia="Times New Roman" w:hAnsi="Times New Roman" w:cs="Times New Roman"/>
+          <w:sz w:val="24"/>
+          <w:szCs w:val="24"/>
+          <w:lang w:eastAsia="es-MX"/>
+        </w:rPr>
+        <w:t xml:space="preserve">Eliminar los </w:t>
+      </w:r>
+      <w:proofErr w:type="spellStart"/>
+      <w:r>
+        <w:rPr>
+          <w:rFonts w:ascii="Courier New" w:eastAsia="Times New Roman" w:hAnsi="Courier New" w:cs="Courier New"/>
+          <w:sz w:val="20"/>
+          <w:szCs w:val="20"/>
+          <w:lang w:eastAsia="es-MX"/>
+        </w:rPr>
+        <w:t>useEffect</w:t>
+      </w:r>
+      <w:proofErr w:type="spellEnd"/>
+      <w:r>
+        <w:rPr>
+          <w:rFonts w:ascii="Times New Roman" w:eastAsia="Times New Roman" w:hAnsi="Times New Roman" w:cs="Times New Roman"/>
+          <w:sz w:val="24"/>
+          <w:szCs w:val="24"/>
+          <w:lang w:eastAsia="es-MX"/>
+        </w:rPr>
+        <w:t xml:space="preserve"> que guardaban y restauraban el estado del modal de fotos en </w:t>
+      </w:r>
+      <w:proofErr w:type="spellStart"/>
+      <w:r>
+        <w:rPr>
+          <w:rFonts w:ascii="Times New Roman" w:eastAsia="Times New Roman" w:hAnsi="Times New Roman" w:cs="Times New Roman"/>
+          <w:sz w:val="24"/>
+          <w:szCs w:val="24"/>
+          <w:lang w:eastAsia="es-MX"/>
+        </w:rPr>
+        <w:t>sessionStorage</w:t>
+      </w:r>
+      <w:proofErr w:type="spellEnd"/>
+      <w:r>
+        <w:rPr>
+          <w:rFonts w:ascii="Times New Roman" w:eastAsia="Times New Roman" w:hAnsi="Times New Roman" w:cs="Times New Roman"/>
+          <w:sz w:val="24"/>
+          <w:szCs w:val="24"/>
+          <w:lang w:eastAsia="es-MX"/>
+        </w:rPr>
+        <w:t xml:space="preserve"> — causaban que el modal se reabriera en </w:t>
+      </w:r>
+      <w:proofErr w:type="spellStart"/>
+      <w:r>
+        <w:rPr>
+          <w:rFonts w:ascii="Times New Roman" w:eastAsia="Times New Roman" w:hAnsi="Times New Roman" w:cs="Times New Roman"/>
+          <w:sz w:val="24"/>
+          <w:szCs w:val="24"/>
+          <w:lang w:eastAsia="es-MX"/>
+        </w:rPr>
+        <w:t>loop</w:t>
+      </w:r>
+      <w:proofErr w:type="spellEnd"/>
+      <w:r>
+        <w:rPr>
+          <w:rFonts w:ascii="Times New Roman" w:eastAsia="Times New Roman" w:hAnsi="Times New Roman" w:cs="Times New Roman"/>
+          <w:sz w:val="24"/>
+          <w:szCs w:val="24"/>
+          <w:lang w:eastAsia="es-MX"/>
+        </w:rPr>
+        <w:t xml:space="preserve"> después de finalizar</w:t>
+      </w:r>
+    </w:p>
+    <w:p>
+      <w:pPr>
+        <w:spacing w:before="100" w:beforeAutospacing="1" w:after="100" w:afterAutospacing="1" w:line="240" w:lineRule="auto"/>
+        <w:rPr>
+          <w:rFonts w:ascii="Times New Roman" w:eastAsia="Times New Roman" w:hAnsi="Times New Roman" w:cs="Times New Roman"/>
+          <w:sz w:val="24"/>
+          <w:szCs w:val="24"/>
+          <w:lang w:eastAsia="es-MX"/>
+        </w:rPr>
+      </w:pPr>
+      <w:r>
+        <w:rPr>
+          <w:rFonts w:ascii="Times New Roman" w:eastAsia="Times New Roman" w:hAnsi="Times New Roman" w:cs="Times New Roman"/>
+          <w:b/>
+          <w:bCs/>
+          <w:sz w:val="24"/>
+          <w:szCs w:val="24"/>
+          <w:lang w:eastAsia="es-MX"/>
+        </w:rPr>
+        <w:t>Regla general para el futuro</w:t>
+      </w:r>
+      <w:r>
+        <w:rPr>
+          <w:rFonts w:ascii="Times New Roman" w:eastAsia="Times New Roman" w:hAnsi="Times New Roman" w:cs="Times New Roman"/>
+          <w:sz w:val="24"/>
+          <w:szCs w:val="24"/>
+          <w:lang w:eastAsia="es-MX"/>
+        </w:rPr>
+        <w:t xml:space="preserve"> Nunca llamar </w:t>
+      </w:r>
+      <w:proofErr w:type="spellStart"/>
+      <w:proofErr w:type="gramStart"/>
+      <w:r>
+        <w:rPr>
+          <w:rFonts w:ascii="Courier New" w:eastAsia="Times New Roman" w:hAnsi="Courier New" w:cs="Courier New"/>
+          <w:sz w:val="20"/>
+          <w:szCs w:val="20"/>
+          <w:lang w:eastAsia="es-MX"/>
+        </w:rPr>
+        <w:t>supabase.auth.getSession</w:t>
+      </w:r>
+      <w:proofErr w:type="spellEnd"/>
+      <w:r>
+        <w:rPr>
+          <w:rFonts w:ascii="Courier New" w:eastAsia="Times New Roman" w:hAnsi="Courier New" w:cs="Courier New"/>
+          <w:sz w:val="20"/>
+          <w:szCs w:val="20"/>
+          <w:lang w:eastAsia="es-MX"/>
+        </w:rPr>
+        <w:t>(</w:t>
+      </w:r>
+      <w:proofErr w:type="gramEnd"/>
+      <w:r>
+        <w:rPr>
+          <w:rFonts w:ascii="Courier New" w:eastAsia="Times New Roman" w:hAnsi="Courier New" w:cs="Courier New"/>
+          <w:sz w:val="20"/>
+          <w:szCs w:val="20"/>
+          <w:lang w:eastAsia="es-MX"/>
+        </w:rPr>
+        <w:t>)</w:t>
+      </w:r>
+      <w:r>
+        <w:rPr>
+          <w:rFonts w:ascii="Times New Roman" w:eastAsia="Times New Roman" w:hAnsi="Times New Roman" w:cs="Times New Roman"/>
+          <w:sz w:val="24"/>
+          <w:szCs w:val="24"/>
+          <w:lang w:eastAsia="es-MX"/>
+        </w:rPr>
+        <w:t xml:space="preserve"> en ningún flujo que ocurra mientras hay un </w:t>
+      </w:r>
+      <w:proofErr w:type="spellStart"/>
+      <w:r>
+        <w:rPr>
+          <w:rFonts w:ascii="Times New Roman" w:eastAsia="Times New Roman" w:hAnsi="Times New Roman" w:cs="Times New Roman"/>
+          <w:sz w:val="24"/>
+          <w:szCs w:val="24"/>
+          <w:lang w:eastAsia="es-MX"/>
+        </w:rPr>
+        <w:t>upload</w:t>
+      </w:r>
+      <w:proofErr w:type="spellEnd"/>
+      <w:r>
+        <w:rPr>
+          <w:rFonts w:ascii="Times New Roman" w:eastAsia="Times New Roman" w:hAnsi="Times New Roman" w:cs="Times New Roman"/>
+          <w:sz w:val="24"/>
+          <w:szCs w:val="24"/>
+          <w:lang w:eastAsia="es-MX"/>
+        </w:rPr>
+        <w:t xml:space="preserve"> activo o mientras la cámara puede estar abierta. Siempre leer el </w:t>
+      </w:r>
+      <w:proofErr w:type="spellStart"/>
+      <w:r>
+        <w:rPr>
+          <w:rFonts w:ascii="Times New Roman" w:eastAsia="Times New Roman" w:hAnsi="Times New Roman" w:cs="Times New Roman"/>
+          <w:sz w:val="24"/>
+          <w:szCs w:val="24"/>
+          <w:lang w:eastAsia="es-MX"/>
+        </w:rPr>
+        <w:t>token</w:t>
+      </w:r>
+      <w:proofErr w:type="spellEnd"/>
+      <w:r>
+        <w:rPr>
+          <w:rFonts w:ascii="Times New Roman" w:eastAsia="Times New Roman" w:hAnsi="Times New Roman" w:cs="Times New Roman"/>
+          <w:sz w:val="24"/>
+          <w:szCs w:val="24"/>
+          <w:lang w:eastAsia="es-MX"/>
+        </w:rPr>
+        <w:t xml:space="preserve"> directo de </w:t>
+      </w:r>
+      <w:proofErr w:type="spellStart"/>
+      <w:proofErr w:type="gramStart"/>
+      <w:r>
+        <w:rPr>
+          <w:rFonts w:ascii="Courier New" w:eastAsia="Times New Roman" w:hAnsi="Courier New" w:cs="Courier New"/>
+          <w:sz w:val="20"/>
+          <w:szCs w:val="20"/>
+          <w:lang w:eastAsia="es-MX"/>
+        </w:rPr>
+        <w:t>localStorage.getItem</w:t>
+      </w:r>
+      <w:proofErr w:type="spellEnd"/>
+      <w:r>
+        <w:rPr>
+          <w:rFonts w:ascii="Courier New" w:eastAsia="Times New Roman" w:hAnsi="Courier New" w:cs="Courier New"/>
+          <w:sz w:val="20"/>
+          <w:szCs w:val="20"/>
+          <w:lang w:eastAsia="es-MX"/>
+        </w:rPr>
+        <w:t>(</w:t>
+      </w:r>
+      <w:proofErr w:type="gramEnd"/>
+      <w:r>
+        <w:rPr>
+          <w:rFonts w:ascii="Courier New" w:eastAsia="Times New Roman" w:hAnsi="Courier New" w:cs="Courier New"/>
+          <w:sz w:val="20"/>
+          <w:szCs w:val="20"/>
+          <w:lang w:eastAsia="es-MX"/>
+        </w:rPr>
+        <w:t>'</w:t>
+      </w:r>
+      <w:proofErr w:type="spellStart"/>
+      <w:r>
+        <w:rPr>
+          <w:rFonts w:ascii="Courier New" w:eastAsia="Times New Roman" w:hAnsi="Courier New" w:cs="Courier New"/>
+          <w:sz w:val="20"/>
+          <w:szCs w:val="20"/>
+          <w:lang w:eastAsia="es-MX"/>
+        </w:rPr>
+        <w:t>mazclean-auth</w:t>
+      </w:r>
+      <w:proofErr w:type="spellEnd"/>
+      <w:r>
+        <w:rPr>
+          <w:rFonts w:ascii="Courier New" w:eastAsia="Times New Roman" w:hAnsi="Courier New" w:cs="Courier New"/>
+          <w:sz w:val="20"/>
+          <w:szCs w:val="20"/>
+          <w:lang w:eastAsia="es-MX"/>
+        </w:rPr>
+        <w:t>')</w:t>
+      </w:r>
+      <w:r>
+        <w:rPr>
+          <w:rFonts w:ascii="Times New Roman" w:eastAsia="Times New Roman" w:hAnsi="Times New Roman" w:cs="Times New Roman"/>
+          <w:sz w:val="24"/>
+          <w:szCs w:val="24"/>
+          <w:lang w:eastAsia="es-MX"/>
+        </w:rPr>
+        <w:t>.</w:t>
+      </w:r>
+    </w:p>
     <w:p/>
     <w:sectPr>
       <w:pgSz w:w="12240" w:h="15840"/>
@@ -487,6 +3905,315 @@
     </w:sectPr>
   </w:body>
 </w:document>
+</file>
+
+<file path=word/numbering.xml><?xml version="1.0" encoding="utf-8"?>
+<w:numbering xmlns:wpc="http://schemas.microsoft.com/office/word/2010/wordprocessingCanvas" xmlns:mc="http://schemas.openxmlformats.org/markup-compatibility/2006" xmlns:o="urn:schemas-microsoft-com:office:office" xmlns:r="http://schemas.openxmlformats.org/officeDocument/2006/relationships" xmlns:m="http://schemas.openxmlformats.org/officeDocument/2006/math" xmlns:v="urn:schemas-microsoft-com:vml" xmlns:wp14="http://schemas.microsoft.com/office/word/2010/wordprocessingDrawing" xmlns:wp="http://schemas.openxmlformats.org/drawingml/2006/wordprocessingDrawing" xmlns:w10="urn:schemas-microsoft-com:office:word" xmlns:w="http://schemas.openxmlformats.org/wordprocessingml/2006/main" xmlns:w14="http://schemas.microsoft.com/office/word/2010/wordml" xmlns:w15="http://schemas.microsoft.com/office/word/2012/wordml" xmlns:wpg="http://schemas.microsoft.com/office/word/2010/wordprocessingGroup" xmlns:wpi="http://schemas.microsoft.com/office/word/2010/wordprocessingInk" xmlns:wne="http://schemas.microsoft.com/office/word/2006/wordml" xmlns:wps="http://schemas.microsoft.com/office/word/2010/wordprocessingShape" mc:Ignorable="w14 w15 wp14">
+  <w:abstractNum w:abstractNumId="0" w15:restartNumberingAfterBreak="0">
+    <w:nsid w:val="5BEA6824"/>
+    <w:multiLevelType w:val="multilevel"/>
+    <w:tmpl w:val="EA7056E2"/>
+    <w:lvl w:ilvl="0">
+      <w:start w:val="1"/>
+      <w:numFmt w:val="bullet"/>
+      <w:lvlText w:val=""/>
+      <w:lvlJc w:val="left"/>
+      <w:pPr>
+        <w:tabs>
+          <w:tab w:val="num" w:pos="720"/>
+        </w:tabs>
+        <w:ind w:left="720" w:hanging="360"/>
+      </w:pPr>
+      <w:rPr>
+        <w:rFonts w:ascii="Symbol" w:hAnsi="Symbol" w:hint="default"/>
+        <w:sz w:val="20"/>
+      </w:rPr>
+    </w:lvl>
+    <w:lvl w:ilvl="1" w:tentative="1">
+      <w:start w:val="1"/>
+      <w:numFmt w:val="bullet"/>
+      <w:lvlText w:val="o"/>
+      <w:lvlJc w:val="left"/>
+      <w:pPr>
+        <w:tabs>
+          <w:tab w:val="num" w:pos="1440"/>
+        </w:tabs>
+        <w:ind w:left="1440" w:hanging="360"/>
+      </w:pPr>
+      <w:rPr>
+        <w:rFonts w:ascii="Courier New" w:hAnsi="Courier New" w:hint="default"/>
+        <w:sz w:val="20"/>
+      </w:rPr>
+    </w:lvl>
+    <w:lvl w:ilvl="2" w:tentative="1">
+      <w:start w:val="1"/>
+      <w:numFmt w:val="bullet"/>
+      <w:lvlText w:val=""/>
+      <w:lvlJc w:val="left"/>
+      <w:pPr>
+        <w:tabs>
+          <w:tab w:val="num" w:pos="2160"/>
+        </w:tabs>
+        <w:ind w:left="2160" w:hanging="360"/>
+      </w:pPr>
+      <w:rPr>
+        <w:rFonts w:ascii="Wingdings" w:hAnsi="Wingdings" w:hint="default"/>
+        <w:sz w:val="20"/>
+      </w:rPr>
+    </w:lvl>
+    <w:lvl w:ilvl="3" w:tentative="1">
+      <w:start w:val="1"/>
+      <w:numFmt w:val="bullet"/>
+      <w:lvlText w:val=""/>
+      <w:lvlJc w:val="left"/>
+      <w:pPr>
+        <w:tabs>
+          <w:tab w:val="num" w:pos="2880"/>
+        </w:tabs>
+        <w:ind w:left="2880" w:hanging="360"/>
+      </w:pPr>
+      <w:rPr>
+        <w:rFonts w:ascii="Wingdings" w:hAnsi="Wingdings" w:hint="default"/>
+        <w:sz w:val="20"/>
+      </w:rPr>
+    </w:lvl>
+    <w:lvl w:ilvl="4" w:tentative="1">
+      <w:start w:val="1"/>
+      <w:numFmt w:val="bullet"/>
+      <w:lvlText w:val=""/>
+      <w:lvlJc w:val="left"/>
+      <w:pPr>
+        <w:tabs>
+          <w:tab w:val="num" w:pos="3600"/>
+        </w:tabs>
+        <w:ind w:left="3600" w:hanging="360"/>
+      </w:pPr>
+      <w:rPr>
+        <w:rFonts w:ascii="Wingdings" w:hAnsi="Wingdings" w:hint="default"/>
+        <w:sz w:val="20"/>
+      </w:rPr>
+    </w:lvl>
+    <w:lvl w:ilvl="5" w:tentative="1">
+      <w:start w:val="1"/>
+      <w:numFmt w:val="bullet"/>
+      <w:lvlText w:val=""/>
+      <w:lvlJc w:val="left"/>
+      <w:pPr>
+        <w:tabs>
+          <w:tab w:val="num" w:pos="4320"/>
+        </w:tabs>
+        <w:ind w:left="4320" w:hanging="360"/>
+      </w:pPr>
+      <w:rPr>
+        <w:rFonts w:ascii="Wingdings" w:hAnsi="Wingdings" w:hint="default"/>
+        <w:sz w:val="20"/>
+      </w:rPr>
+    </w:lvl>
+    <w:lvl w:ilvl="6" w:tentative="1">
+      <w:start w:val="1"/>
+      <w:numFmt w:val="bullet"/>
+      <w:lvlText w:val=""/>
+      <w:lvlJc w:val="left"/>
+      <w:pPr>
+        <w:tabs>
+          <w:tab w:val="num" w:pos="5040"/>
+        </w:tabs>
+        <w:ind w:left="5040" w:hanging="360"/>
+      </w:pPr>
+      <w:rPr>
+        <w:rFonts w:ascii="Wingdings" w:hAnsi="Wingdings" w:hint="default"/>
+        <w:sz w:val="20"/>
+      </w:rPr>
+    </w:lvl>
+    <w:lvl w:ilvl="7" w:tentative="1">
+      <w:start w:val="1"/>
+      <w:numFmt w:val="bullet"/>
+      <w:lvlText w:val=""/>
+      <w:lvlJc w:val="left"/>
+      <w:pPr>
+        <w:tabs>
+          <w:tab w:val="num" w:pos="5760"/>
+        </w:tabs>
+        <w:ind w:left="5760" w:hanging="360"/>
+      </w:pPr>
+      <w:rPr>
+        <w:rFonts w:ascii="Wingdings" w:hAnsi="Wingdings" w:hint="default"/>
+        <w:sz w:val="20"/>
+      </w:rPr>
+    </w:lvl>
+    <w:lvl w:ilvl="8" w:tentative="1">
+      <w:start w:val="1"/>
+      <w:numFmt w:val="bullet"/>
+      <w:lvlText w:val=""/>
+      <w:lvlJc w:val="left"/>
+      <w:pPr>
+        <w:tabs>
+          <w:tab w:val="num" w:pos="6480"/>
+        </w:tabs>
+        <w:ind w:left="6480" w:hanging="360"/>
+      </w:pPr>
+      <w:rPr>
+        <w:rFonts w:ascii="Wingdings" w:hAnsi="Wingdings" w:hint="default"/>
+        <w:sz w:val="20"/>
+      </w:rPr>
+    </w:lvl>
+  </w:abstractNum>
+  <w:abstractNum w:abstractNumId="1" w15:restartNumberingAfterBreak="0">
+    <w:nsid w:val="653F6F75"/>
+    <w:multiLevelType w:val="multilevel"/>
+    <w:tmpl w:val="43D80784"/>
+    <w:lvl w:ilvl="0">
+      <w:start w:val="1"/>
+      <w:numFmt w:val="bullet"/>
+      <w:lvlText w:val=""/>
+      <w:lvlJc w:val="left"/>
+      <w:pPr>
+        <w:tabs>
+          <w:tab w:val="num" w:pos="720"/>
+        </w:tabs>
+        <w:ind w:left="720" w:hanging="360"/>
+      </w:pPr>
+      <w:rPr>
+        <w:rFonts w:ascii="Symbol" w:hAnsi="Symbol" w:hint="default"/>
+        <w:sz w:val="20"/>
+      </w:rPr>
+    </w:lvl>
+    <w:lvl w:ilvl="1" w:tentative="1">
+      <w:start w:val="1"/>
+      <w:numFmt w:val="bullet"/>
+      <w:lvlText w:val="o"/>
+      <w:lvlJc w:val="left"/>
+      <w:pPr>
+        <w:tabs>
+          <w:tab w:val="num" w:pos="1440"/>
+        </w:tabs>
+        <w:ind w:left="1440" w:hanging="360"/>
+      </w:pPr>
+      <w:rPr>
+        <w:rFonts w:ascii="Courier New" w:hAnsi="Courier New" w:hint="default"/>
+        <w:sz w:val="20"/>
+      </w:rPr>
+    </w:lvl>
+    <w:lvl w:ilvl="2" w:tentative="1">
+      <w:start w:val="1"/>
+      <w:numFmt w:val="bullet"/>
+      <w:lvlText w:val=""/>
+      <w:lvlJc w:val="left"/>
+      <w:pPr>
+        <w:tabs>
+          <w:tab w:val="num" w:pos="2160"/>
+        </w:tabs>
+        <w:ind w:left="2160" w:hanging="360"/>
+      </w:pPr>
+      <w:rPr>
+        <w:rFonts w:ascii="Wingdings" w:hAnsi="Wingdings" w:hint="default"/>
+        <w:sz w:val="20"/>
+      </w:rPr>
+    </w:lvl>
+    <w:lvl w:ilvl="3" w:tentative="1">
+      <w:start w:val="1"/>
+      <w:numFmt w:val="bullet"/>
+      <w:lvlText w:val=""/>
+      <w:lvlJc w:val="left"/>
+      <w:pPr>
+        <w:tabs>
+          <w:tab w:val="num" w:pos="2880"/>
+        </w:tabs>
+        <w:ind w:left="2880" w:hanging="360"/>
+      </w:pPr>
+      <w:rPr>
+        <w:rFonts w:ascii="Wingdings" w:hAnsi="Wingdings" w:hint="default"/>
+        <w:sz w:val="20"/>
+      </w:rPr>
+    </w:lvl>
+    <w:lvl w:ilvl="4" w:tentative="1">
+      <w:start w:val="1"/>
+      <w:numFmt w:val="bullet"/>
+      <w:lvlText w:val=""/>
+      <w:lvlJc w:val="left"/>
+      <w:pPr>
+        <w:tabs>
+          <w:tab w:val="num" w:pos="3600"/>
+        </w:tabs>
+        <w:ind w:left="3600" w:hanging="360"/>
+      </w:pPr>
+      <w:rPr>
+        <w:rFonts w:ascii="Wingdings" w:hAnsi="Wingdings" w:hint="default"/>
+        <w:sz w:val="20"/>
+      </w:rPr>
+    </w:lvl>
+    <w:lvl w:ilvl="5" w:tentative="1">
+      <w:start w:val="1"/>
+      <w:numFmt w:val="bullet"/>
+      <w:lvlText w:val=""/>
+      <w:lvlJc w:val="left"/>
+      <w:pPr>
+        <w:tabs>
+          <w:tab w:val="num" w:pos="4320"/>
+        </w:tabs>
+        <w:ind w:left="4320" w:hanging="360"/>
+      </w:pPr>
+      <w:rPr>
+        <w:rFonts w:ascii="Wingdings" w:hAnsi="Wingdings" w:hint="default"/>
+        <w:sz w:val="20"/>
+      </w:rPr>
+    </w:lvl>
+    <w:lvl w:ilvl="6" w:tentative="1">
+      <w:start w:val="1"/>
+      <w:numFmt w:val="bullet"/>
+      <w:lvlText w:val=""/>
+      <w:lvlJc w:val="left"/>
+      <w:pPr>
+        <w:tabs>
+          <w:tab w:val="num" w:pos="5040"/>
+        </w:tabs>
+        <w:ind w:left="5040" w:hanging="360"/>
+      </w:pPr>
+      <w:rPr>
+        <w:rFonts w:ascii="Wingdings" w:hAnsi="Wingdings" w:hint="default"/>
+        <w:sz w:val="20"/>
+      </w:rPr>
+    </w:lvl>
+    <w:lvl w:ilvl="7" w:tentative="1">
+      <w:start w:val="1"/>
+      <w:numFmt w:val="bullet"/>
+      <w:lvlText w:val=""/>
+      <w:lvlJc w:val="left"/>
+      <w:pPr>
+        <w:tabs>
+          <w:tab w:val="num" w:pos="5760"/>
+        </w:tabs>
+        <w:ind w:left="5760" w:hanging="360"/>
+      </w:pPr>
+      <w:rPr>
+        <w:rFonts w:ascii="Wingdings" w:hAnsi="Wingdings" w:hint="default"/>
+        <w:sz w:val="20"/>
+      </w:rPr>
+    </w:lvl>
+    <w:lvl w:ilvl="8" w:tentative="1">
+      <w:start w:val="1"/>
+      <w:numFmt w:val="bullet"/>
+      <w:lvlText w:val=""/>
+      <w:lvlJc w:val="left"/>
+      <w:pPr>
+        <w:tabs>
+          <w:tab w:val="num" w:pos="6480"/>
+        </w:tabs>
+        <w:ind w:left="6480" w:hanging="360"/>
+      </w:pPr>
+      <w:rPr>
+        <w:rFonts w:ascii="Wingdings" w:hAnsi="Wingdings" w:hint="default"/>
+        <w:sz w:val="20"/>
+      </w:rPr>
+    </w:lvl>
+  </w:abstractNum>
+  <w:num w:numId="1">
+    <w:abstractNumId w:val="1"/>
+  </w:num>
+  <w:num w:numId="2">
+    <w:abstractNumId w:val="0"/>
+  </w:num>
+</w:numbering>
 </file>
 
 <file path=word/styles.xml><?xml version="1.0" encoding="utf-8"?>
@@ -934,6 +4661,75 @@
       <w:szCs w:val="20"/>
     </w:rPr>
   </w:style>
+  <w:style w:type="paragraph" w:customStyle="1" w:styleId="font-claude-response-body">
+    <w:name w:val="font-claude-response-body"/>
+    <w:basedOn w:val="Normal"/>
+    <w:rsid w:val="00D408FE"/>
+    <w:pPr>
+      <w:spacing w:before="100" w:beforeAutospacing="1" w:after="100" w:afterAutospacing="1" w:line="240" w:lineRule="auto"/>
+    </w:pPr>
+    <w:rPr>
+      <w:rFonts w:ascii="Times New Roman" w:eastAsia="Times New Roman" w:hAnsi="Times New Roman" w:cs="Times New Roman"/>
+      <w:sz w:val="24"/>
+      <w:szCs w:val="24"/>
+      <w:lang w:eastAsia="es-MX"/>
+    </w:rPr>
+  </w:style>
+  <w:style w:type="paragraph" w:styleId="HTMLconformatoprevio">
+    <w:name w:val="HTML Preformatted"/>
+    <w:basedOn w:val="Normal"/>
+    <w:link w:val="HTMLconformatoprevioCar"/>
+    <w:uiPriority w:val="99"/>
+    <w:semiHidden/>
+    <w:unhideWhenUsed/>
+    <w:rsid w:val="00D408FE"/>
+    <w:pPr>
+      <w:tabs>
+        <w:tab w:val="left" w:pos="916"/>
+        <w:tab w:val="left" w:pos="1832"/>
+        <w:tab w:val="left" w:pos="2748"/>
+        <w:tab w:val="left" w:pos="3664"/>
+        <w:tab w:val="left" w:pos="4580"/>
+        <w:tab w:val="left" w:pos="5496"/>
+        <w:tab w:val="left" w:pos="6412"/>
+        <w:tab w:val="left" w:pos="7328"/>
+        <w:tab w:val="left" w:pos="8244"/>
+        <w:tab w:val="left" w:pos="9160"/>
+        <w:tab w:val="left" w:pos="10076"/>
+        <w:tab w:val="left" w:pos="10992"/>
+        <w:tab w:val="left" w:pos="11908"/>
+        <w:tab w:val="left" w:pos="12824"/>
+        <w:tab w:val="left" w:pos="13740"/>
+        <w:tab w:val="left" w:pos="14656"/>
+      </w:tabs>
+      <w:spacing w:after="0" w:line="240" w:lineRule="auto"/>
+    </w:pPr>
+    <w:rPr>
+      <w:rFonts w:ascii="Courier New" w:eastAsia="Times New Roman" w:hAnsi="Courier New" w:cs="Courier New"/>
+      <w:sz w:val="20"/>
+      <w:szCs w:val="20"/>
+      <w:lang w:eastAsia="es-MX"/>
+    </w:rPr>
+  </w:style>
+  <w:style w:type="character" w:customStyle="1" w:styleId="HTMLconformatoprevioCar">
+    <w:name w:val="HTML con formato previo Car"/>
+    <w:basedOn w:val="Fuentedeprrafopredeter"/>
+    <w:link w:val="HTMLconformatoprevio"/>
+    <w:uiPriority w:val="99"/>
+    <w:semiHidden/>
+    <w:rsid w:val="00D408FE"/>
+    <w:rPr>
+      <w:rFonts w:ascii="Courier New" w:eastAsia="Times New Roman" w:hAnsi="Courier New" w:cs="Courier New"/>
+      <w:sz w:val="20"/>
+      <w:szCs w:val="20"/>
+      <w:lang w:eastAsia="es-MX"/>
+    </w:rPr>
+  </w:style>
+  <w:style w:type="character" w:customStyle="1" w:styleId="token">
+    <w:name w:val="token"/>
+    <w:basedOn w:val="Fuentedeprrafopredeter"/>
+    <w:rsid w:val="00D408FE"/>
+  </w:style>
 </w:styles>
 </file>
 
